--- a/Блок базы - Подложки/Описание работы печатной платы.docx
+++ b/Блок базы - Подложки/Описание работы печатной платы.docx
@@ -1,6 +1,6 @@
 
 <file path=word/document.xml><?xml version="1.0" encoding="utf-8"?>
-<w:document xmlns:wpc="http://schemas.microsoft.com/office/word/2010/wordprocessingCanvas" xmlns:cx="http://schemas.microsoft.com/office/drawing/2014/chartex" xmlns:cx1="http://schemas.microsoft.com/office/drawing/2015/9/8/chartex" xmlns:cx2="http://schemas.microsoft.com/office/drawing/2015/10/21/chartex" xmlns:cx3="http://schemas.microsoft.com/office/drawing/2016/5/9/chartex" xmlns:cx4="http://schemas.microsoft.com/office/drawing/2016/5/10/chartex" xmlns:cx5="http://schemas.microsoft.com/office/drawing/2016/5/11/chartex" xmlns:cx6="http://schemas.microsoft.com/office/drawing/2016/5/12/chartex" xmlns:cx7="http://schemas.microsoft.com/office/drawing/2016/5/13/chartex" xmlns:cx8="http://schemas.microsoft.com/office/drawing/2016/5/14/chartex" xmlns:mc="http://schemas.openxmlformats.org/markup-compatibility/2006" xmlns:aink="http://schemas.microsoft.com/office/drawing/2016/ink" xmlns:am3d="http://schemas.microsoft.com/office/drawing/2017/model3d" xmlns:o="urn:schemas-microsoft-com:office:office" xmlns:r="http://schemas.openxmlformats.org/officeDocument/2006/relationships" xmlns:m="http://schemas.openxmlformats.org/officeDocument/2006/math" xmlns:v="urn:schemas-microsoft-com:vml" xmlns:wp14="http://schemas.microsoft.com/office/word/2010/wordprocessingDrawing" xmlns:wp="http://schemas.openxmlformats.org/drawingml/2006/wordprocessingDrawing" xmlns:w10="urn:schemas-microsoft-com:office:word" xmlns:w="http://schemas.openxmlformats.org/wordprocessingml/2006/main" xmlns:w14="http://schemas.microsoft.com/office/word/2010/wordml" xmlns:w15="http://schemas.microsoft.com/office/word/2012/wordml" xmlns:w16cex="http://schemas.microsoft.com/office/word/2018/wordml/cex" xmlns:w16cid="http://schemas.microsoft.com/office/word/2016/wordml/cid" xmlns:w16="http://schemas.microsoft.com/office/word/2018/wordml" xmlns:w16sdtdh="http://schemas.microsoft.com/office/word/2020/wordml/sdtdatahash" xmlns:w16se="http://schemas.microsoft.com/office/word/2015/wordml/symex" xmlns:wpg="http://schemas.microsoft.com/office/word/2010/wordprocessingGroup" xmlns:wpi="http://schemas.microsoft.com/office/word/2010/wordprocessingInk" xmlns:wne="http://schemas.microsoft.com/office/word/2006/wordml" xmlns:wps="http://schemas.microsoft.com/office/word/2010/wordprocessingShape" mc:Ignorable="w14 w15 w16se w16cid w16 w16cex w16sdtdh wp14">
+<w:document xmlns:ve="http://schemas.openxmlformats.org/markup-compatibility/2006" xmlns:o="urn:schemas-microsoft-com:office:office" xmlns:r="http://schemas.openxmlformats.org/officeDocument/2006/relationships" xmlns:m="http://schemas.openxmlformats.org/officeDocument/2006/math" xmlns:v="urn:schemas-microsoft-com:vml" xmlns:wp="http://schemas.openxmlformats.org/drawingml/2006/wordprocessingDrawing" xmlns:w10="urn:schemas-microsoft-com:office:word" xmlns:w="http://schemas.openxmlformats.org/wordprocessingml/2006/main" xmlns:wne="http://schemas.microsoft.com/office/word/2006/wordml">
   <w:body>
     <w:p>
       <w:pPr>
@@ -79,7 +79,7 @@
           <w:szCs w:val="28"/>
           <w:lang w:val="ru-RU"/>
         </w:rPr>
-        <w:object w:dxaOrig="16178" w:dyaOrig="9795" w14:anchorId="76E4FD49">
+        <w:object w:dxaOrig="16178" w:dyaOrig="9795">
           <v:shapetype id="_x0000_t75" coordsize="21600,21600" o:spt="75" o:preferrelative="t" path="m@4@5l@4@11@9@11@9@5xe" filled="f" stroked="f">
             <v:stroke joinstyle="miter"/>
             <v:formulas>
@@ -99,10 +99,10 @@
             <v:path o:extrusionok="f" gradientshapeok="t" o:connecttype="rect"/>
             <o:lock v:ext="edit" aspectratio="t"/>
           </v:shapetype>
-          <v:shape id="_x0000_i1025" type="#_x0000_t75" style="width:485.4pt;height:293.25pt" o:ole="">
+          <v:shape id="_x0000_i1025" type="#_x0000_t75" style="width:485.25pt;height:293.35pt" o:ole="">
             <v:imagedata r:id="rId4" o:title=""/>
           </v:shape>
-          <o:OLEObject Type="Embed" ProgID="Visio.Drawing.15" ShapeID="_x0000_i1025" DrawAspect="Content" ObjectID="_1825670806" r:id="rId5"/>
+          <o:OLEObject Type="Embed" ProgID="Visio.Drawing.15" ShapeID="_x0000_i1025" DrawAspect="Content" ObjectID="_1853493914" r:id="rId5"/>
         </w:object>
       </w:r>
     </w:p>
@@ -180,34 +180,25 @@
         </w:rPr>
         <w:t>субблок</w:t>
       </w:r>
+      <w:r>
+        <w:rPr>
+          <w:rFonts w:ascii="Times New Roman" w:hAnsi="Times New Roman" w:cs="Times New Roman"/>
+          <w:sz w:val="28"/>
+          <w:szCs w:val="28"/>
+          <w:lang w:val="ru-RU"/>
+        </w:rPr>
+        <w:t>гальваническ</w:t>
+      </w:r>
+      <w:r>
+        <w:rPr>
+          <w:rFonts w:ascii="Times New Roman" w:hAnsi="Times New Roman" w:cs="Times New Roman"/>
+          <w:sz w:val="28"/>
+          <w:szCs w:val="28"/>
+          <w:lang w:val="ru-RU"/>
+        </w:rPr>
+        <w:t>ой</w:t>
+      </w:r>
       <w:proofErr w:type="spellEnd"/>
-      <w:r>
-        <w:rPr>
-          <w:rFonts w:ascii="Times New Roman" w:hAnsi="Times New Roman" w:cs="Times New Roman"/>
-          <w:sz w:val="28"/>
-          <w:szCs w:val="28"/>
-          <w:lang w:val="ru-RU"/>
-        </w:rPr>
-        <w:t xml:space="preserve"> </w:t>
-      </w:r>
-      <w:r>
-        <w:rPr>
-          <w:rFonts w:ascii="Times New Roman" w:hAnsi="Times New Roman" w:cs="Times New Roman"/>
-          <w:sz w:val="28"/>
-          <w:szCs w:val="28"/>
-          <w:lang w:val="ru-RU"/>
-        </w:rPr>
-        <w:t>гальваническ</w:t>
-      </w:r>
-      <w:r>
-        <w:rPr>
-          <w:rFonts w:ascii="Times New Roman" w:hAnsi="Times New Roman" w:cs="Times New Roman"/>
-          <w:sz w:val="28"/>
-          <w:szCs w:val="28"/>
-          <w:lang w:val="ru-RU"/>
-        </w:rPr>
-        <w:t>ой</w:t>
-      </w:r>
       <w:r>
         <w:rPr>
           <w:rFonts w:ascii="Times New Roman" w:hAnsi="Times New Roman" w:cs="Times New Roman"/>
@@ -809,13 +800,13 @@
       <w:tblPr>
         <w:tblStyle w:val="a3"/>
         <w:tblW w:w="9634" w:type="dxa"/>
-        <w:tblLook w:val="04A0" w:firstRow="1" w:lastRow="0" w:firstColumn="1" w:lastColumn="0" w:noHBand="0" w:noVBand="1"/>
+        <w:tblLook w:val="04A0"/>
       </w:tblPr>
       <w:tblGrid>
-        <w:gridCol w:w="2002"/>
+        <w:gridCol w:w="2003"/>
         <w:gridCol w:w="942"/>
-        <w:gridCol w:w="1144"/>
-        <w:gridCol w:w="5546"/>
+        <w:gridCol w:w="1078"/>
+        <w:gridCol w:w="5611"/>
       </w:tblGrid>
       <w:tr>
         <w:tc>
@@ -845,7 +836,7 @@
         </w:tc>
         <w:tc>
           <w:tcPr>
-            <w:tcW w:w="933" w:type="dxa"/>
+            <w:tcW w:w="942" w:type="dxa"/>
           </w:tcPr>
           <w:p>
             <w:pPr>
@@ -956,7 +947,7 @@
         </w:tc>
         <w:tc>
           <w:tcPr>
-            <w:tcW w:w="5620" w:type="dxa"/>
+            <w:tcW w:w="5611" w:type="dxa"/>
           </w:tcPr>
           <w:p>
             <w:pPr>
@@ -1000,7 +991,6 @@
                 <w:rFonts w:ascii="Times New Roman" w:hAnsi="Times New Roman" w:cs="Times New Roman"/>
                 <w:sz w:val="28"/>
                 <w:szCs w:val="28"/>
-                <w:lang w:val="ru-RU"/>
               </w:rPr>
               <w:t>DAT</w:t>
             </w:r>
@@ -1035,7 +1025,6 @@
                 <w:rFonts w:ascii="Times New Roman" w:hAnsi="Times New Roman" w:cs="Times New Roman"/>
                 <w:sz w:val="28"/>
                 <w:szCs w:val="28"/>
-                <w:lang w:val="ru-RU"/>
               </w:rPr>
               <w:t>DAT</w:t>
             </w:r>
@@ -1053,21 +1042,13 @@
                 <w:sz w:val="28"/>
                 <w:szCs w:val="28"/>
               </w:rPr>
-              <w:t>_</w:t>
-            </w:r>
-            <w:r>
-              <w:rPr>
-                <w:rFonts w:ascii="Times New Roman" w:hAnsi="Times New Roman" w:cs="Times New Roman"/>
-                <w:sz w:val="28"/>
-                <w:szCs w:val="28"/>
-              </w:rPr>
-              <w:t>p</w:t>
-            </w:r>
-          </w:p>
-        </w:tc>
-        <w:tc>
-          <w:tcPr>
-            <w:tcW w:w="933" w:type="dxa"/>
+              <w:t>_p</w:t>
+            </w:r>
+          </w:p>
+        </w:tc>
+        <w:tc>
+          <w:tcPr>
+            <w:tcW w:w="942" w:type="dxa"/>
           </w:tcPr>
           <w:p>
             <w:pPr>
@@ -1117,7 +1098,7 @@
         </w:tc>
         <w:tc>
           <w:tcPr>
-            <w:tcW w:w="5620" w:type="dxa"/>
+            <w:tcW w:w="5611" w:type="dxa"/>
           </w:tcPr>
           <w:p>
             <w:pPr>
@@ -1178,7 +1159,6 @@
                 <w:rFonts w:ascii="Times New Roman" w:hAnsi="Times New Roman" w:cs="Times New Roman"/>
                 <w:sz w:val="28"/>
                 <w:szCs w:val="28"/>
-                <w:lang w:val="ru-RU"/>
               </w:rPr>
               <w:t>CLK</w:t>
             </w:r>
@@ -1206,15 +1186,13 @@
                 <w:rFonts w:ascii="Times New Roman" w:hAnsi="Times New Roman" w:cs="Times New Roman"/>
                 <w:sz w:val="28"/>
                 <w:szCs w:val="28"/>
-                <w:lang w:val="ru-RU"/>
-              </w:rPr>
-            </w:pPr>
-            <w:r>
-              <w:rPr>
-                <w:rFonts w:ascii="Times New Roman" w:hAnsi="Times New Roman" w:cs="Times New Roman"/>
-                <w:sz w:val="28"/>
-                <w:szCs w:val="28"/>
-                <w:lang w:val="ru-RU"/>
+              </w:rPr>
+            </w:pPr>
+            <w:r>
+              <w:rPr>
+                <w:rFonts w:ascii="Times New Roman" w:hAnsi="Times New Roman" w:cs="Times New Roman"/>
+                <w:sz w:val="28"/>
+                <w:szCs w:val="28"/>
               </w:rPr>
               <w:t>CLK</w:t>
             </w:r>
@@ -1232,21 +1210,13 @@
                 <w:sz w:val="28"/>
                 <w:szCs w:val="28"/>
               </w:rPr>
-              <w:t>_</w:t>
-            </w:r>
-            <w:r>
-              <w:rPr>
-                <w:rFonts w:ascii="Times New Roman" w:hAnsi="Times New Roman" w:cs="Times New Roman"/>
-                <w:sz w:val="28"/>
-                <w:szCs w:val="28"/>
-              </w:rPr>
-              <w:t>p</w:t>
-            </w:r>
-          </w:p>
-        </w:tc>
-        <w:tc>
-          <w:tcPr>
-            <w:tcW w:w="933" w:type="dxa"/>
+              <w:t>_p</w:t>
+            </w:r>
+          </w:p>
+        </w:tc>
+        <w:tc>
+          <w:tcPr>
+            <w:tcW w:w="942" w:type="dxa"/>
           </w:tcPr>
           <w:p>
             <w:pPr>
@@ -1296,7 +1266,7 @@
         </w:tc>
         <w:tc>
           <w:tcPr>
-            <w:tcW w:w="5620" w:type="dxa"/>
+            <w:tcW w:w="5611" w:type="dxa"/>
           </w:tcPr>
           <w:p>
             <w:pPr>
@@ -1366,7 +1336,7 @@
         </w:tc>
         <w:tc>
           <w:tcPr>
-            <w:tcW w:w="933" w:type="dxa"/>
+            <w:tcW w:w="942" w:type="dxa"/>
           </w:tcPr>
           <w:p>
             <w:pPr>
@@ -1416,7 +1386,7 @@
         </w:tc>
         <w:tc>
           <w:tcPr>
-            <w:tcW w:w="5620" w:type="dxa"/>
+            <w:tcW w:w="5611" w:type="dxa"/>
           </w:tcPr>
           <w:p>
             <w:pPr>
@@ -1444,34 +1414,7 @@
                 <w:szCs w:val="28"/>
                 <w:lang w:val="ru-RU"/>
               </w:rPr>
-              <w:t>цифроаналогов</w:t>
-            </w:r>
-            <w:r>
-              <w:rPr>
-                <w:rFonts w:ascii="Times New Roman" w:hAnsi="Times New Roman" w:cs="Times New Roman"/>
-                <w:sz w:val="28"/>
-                <w:szCs w:val="28"/>
-                <w:lang w:val="ru-RU"/>
-              </w:rPr>
-              <w:t>ого</w:t>
-            </w:r>
-            <w:r>
-              <w:rPr>
-                <w:rFonts w:ascii="Times New Roman" w:hAnsi="Times New Roman" w:cs="Times New Roman"/>
-                <w:sz w:val="28"/>
-                <w:szCs w:val="28"/>
-                <w:lang w:val="ru-RU"/>
-              </w:rPr>
-              <w:t xml:space="preserve"> преобразовател</w:t>
-            </w:r>
-            <w:r>
-              <w:rPr>
-                <w:rFonts w:ascii="Times New Roman" w:hAnsi="Times New Roman" w:cs="Times New Roman"/>
-                <w:sz w:val="28"/>
-                <w:szCs w:val="28"/>
-                <w:lang w:val="ru-RU"/>
-              </w:rPr>
-              <w:t>я</w:t>
+              <w:t>цифроаналогового преобразователя</w:t>
             </w:r>
             <w:r>
               <w:rPr>
@@ -1534,7 +1477,7 @@
         </w:tc>
         <w:tc>
           <w:tcPr>
-            <w:tcW w:w="933" w:type="dxa"/>
+            <w:tcW w:w="942" w:type="dxa"/>
           </w:tcPr>
           <w:p>
             <w:pPr>
@@ -1584,7 +1527,7 @@
         </w:tc>
         <w:tc>
           <w:tcPr>
-            <w:tcW w:w="5620" w:type="dxa"/>
+            <w:tcW w:w="5611" w:type="dxa"/>
           </w:tcPr>
           <w:p>
             <w:pPr>
@@ -1656,7 +1599,7 @@
         </w:tc>
         <w:tc>
           <w:tcPr>
-            <w:tcW w:w="933" w:type="dxa"/>
+            <w:tcW w:w="942" w:type="dxa"/>
           </w:tcPr>
           <w:p>
             <w:pPr>
@@ -1706,7 +1649,7 @@
         </w:tc>
         <w:tc>
           <w:tcPr>
-            <w:tcW w:w="5620" w:type="dxa"/>
+            <w:tcW w:w="5611" w:type="dxa"/>
           </w:tcPr>
           <w:p>
             <w:pPr>
@@ -1786,21 +1729,13 @@
                 <w:sz w:val="28"/>
                 <w:szCs w:val="28"/>
               </w:rPr>
-              <w:t>_</w:t>
-            </w:r>
-            <w:r>
-              <w:rPr>
-                <w:rFonts w:ascii="Times New Roman" w:hAnsi="Times New Roman" w:cs="Times New Roman"/>
-                <w:sz w:val="28"/>
-                <w:szCs w:val="28"/>
-              </w:rPr>
-              <w:t>p</w:t>
-            </w:r>
-          </w:p>
-        </w:tc>
-        <w:tc>
-          <w:tcPr>
-            <w:tcW w:w="933" w:type="dxa"/>
+              <w:t>_p</w:t>
+            </w:r>
+          </w:p>
+        </w:tc>
+        <w:tc>
+          <w:tcPr>
+            <w:tcW w:w="942" w:type="dxa"/>
           </w:tcPr>
           <w:p>
             <w:pPr>
@@ -1850,7 +1785,7 @@
         </w:tc>
         <w:tc>
           <w:tcPr>
-            <w:tcW w:w="5620" w:type="dxa"/>
+            <w:tcW w:w="5611" w:type="dxa"/>
           </w:tcPr>
           <w:p>
             <w:pPr>
@@ -1893,7 +1828,6 @@
                 <w:rFonts w:ascii="Times New Roman" w:hAnsi="Times New Roman" w:cs="Times New Roman"/>
                 <w:sz w:val="28"/>
                 <w:szCs w:val="28"/>
-                <w:lang w:val="ru-RU"/>
               </w:rPr>
               <w:t>CLK_AD</w:t>
             </w:r>
@@ -1930,7 +1864,6 @@
                 <w:rFonts w:ascii="Times New Roman" w:hAnsi="Times New Roman" w:cs="Times New Roman"/>
                 <w:sz w:val="28"/>
                 <w:szCs w:val="28"/>
-                <w:lang w:val="ru-RU"/>
               </w:rPr>
               <w:t>CLK_AD</w:t>
             </w:r>
@@ -1949,22 +1882,14 @@
                 <w:sz w:val="28"/>
                 <w:szCs w:val="28"/>
               </w:rPr>
-              <w:t>_</w:t>
-            </w:r>
-            <w:r>
-              <w:rPr>
-                <w:rFonts w:ascii="Times New Roman" w:hAnsi="Times New Roman" w:cs="Times New Roman"/>
-                <w:sz w:val="28"/>
-                <w:szCs w:val="28"/>
-              </w:rPr>
-              <w:t>p</w:t>
+              <w:t>_p</w:t>
             </w:r>
             <w:proofErr w:type="spellEnd"/>
           </w:p>
         </w:tc>
         <w:tc>
           <w:tcPr>
-            <w:tcW w:w="933" w:type="dxa"/>
+            <w:tcW w:w="942" w:type="dxa"/>
           </w:tcPr>
           <w:p>
             <w:pPr>
@@ -2014,7 +1939,7 @@
         </w:tc>
         <w:tc>
           <w:tcPr>
-            <w:tcW w:w="5620" w:type="dxa"/>
+            <w:tcW w:w="5611" w:type="dxa"/>
           </w:tcPr>
           <w:p>
             <w:pPr>
@@ -2075,7 +2000,6 @@
                 <w:rFonts w:ascii="Times New Roman" w:hAnsi="Times New Roman" w:cs="Times New Roman"/>
                 <w:sz w:val="28"/>
                 <w:szCs w:val="28"/>
-                <w:lang w:val="ru-RU"/>
               </w:rPr>
               <w:t>DAT_AD</w:t>
             </w:r>
@@ -2105,15 +2029,13 @@
                 <w:rFonts w:ascii="Times New Roman" w:hAnsi="Times New Roman" w:cs="Times New Roman"/>
                 <w:sz w:val="28"/>
                 <w:szCs w:val="28"/>
-                <w:lang w:val="ru-RU"/>
-              </w:rPr>
-            </w:pPr>
-            <w:r>
-              <w:rPr>
-                <w:rFonts w:ascii="Times New Roman" w:hAnsi="Times New Roman" w:cs="Times New Roman"/>
-                <w:sz w:val="28"/>
-                <w:szCs w:val="28"/>
-                <w:lang w:val="ru-RU"/>
+              </w:rPr>
+            </w:pPr>
+            <w:r>
+              <w:rPr>
+                <w:rFonts w:ascii="Times New Roman" w:hAnsi="Times New Roman" w:cs="Times New Roman"/>
+                <w:sz w:val="28"/>
+                <w:szCs w:val="28"/>
               </w:rPr>
               <w:t>DAT_AD</w:t>
             </w:r>
@@ -2132,22 +2054,14 @@
                 <w:sz w:val="28"/>
                 <w:szCs w:val="28"/>
               </w:rPr>
-              <w:t>_</w:t>
-            </w:r>
-            <w:r>
-              <w:rPr>
-                <w:rFonts w:ascii="Times New Roman" w:hAnsi="Times New Roman" w:cs="Times New Roman"/>
-                <w:sz w:val="28"/>
-                <w:szCs w:val="28"/>
-              </w:rPr>
-              <w:t>p</w:t>
+              <w:t>_p</w:t>
             </w:r>
             <w:proofErr w:type="spellEnd"/>
           </w:p>
         </w:tc>
         <w:tc>
           <w:tcPr>
-            <w:tcW w:w="933" w:type="dxa"/>
+            <w:tcW w:w="942" w:type="dxa"/>
           </w:tcPr>
           <w:p>
             <w:pPr>
@@ -2197,7 +2111,7 @@
         </w:tc>
         <w:tc>
           <w:tcPr>
-            <w:tcW w:w="5620" w:type="dxa"/>
+            <w:tcW w:w="5611" w:type="dxa"/>
           </w:tcPr>
           <w:p>
             <w:pPr>
@@ -2278,7 +2192,7 @@
         </w:tc>
         <w:tc>
           <w:tcPr>
-            <w:tcW w:w="933" w:type="dxa"/>
+            <w:tcW w:w="942" w:type="dxa"/>
           </w:tcPr>
           <w:p>
             <w:pPr>
@@ -2332,7 +2246,7 @@
         </w:tc>
         <w:tc>
           <w:tcPr>
-            <w:tcW w:w="5620" w:type="dxa"/>
+            <w:tcW w:w="5611" w:type="dxa"/>
           </w:tcPr>
           <w:p>
             <w:pPr>
@@ -2412,21 +2326,13 @@
                 <w:sz w:val="28"/>
                 <w:szCs w:val="28"/>
               </w:rPr>
-              <w:t>_</w:t>
-            </w:r>
-            <w:r>
-              <w:rPr>
-                <w:rFonts w:ascii="Times New Roman" w:hAnsi="Times New Roman" w:cs="Times New Roman"/>
-                <w:sz w:val="28"/>
-                <w:szCs w:val="28"/>
-              </w:rPr>
-              <w:t>p</w:t>
-            </w:r>
-          </w:p>
-        </w:tc>
-        <w:tc>
-          <w:tcPr>
-            <w:tcW w:w="933" w:type="dxa"/>
+              <w:t>_p</w:t>
+            </w:r>
+          </w:p>
+        </w:tc>
+        <w:tc>
+          <w:tcPr>
+            <w:tcW w:w="942" w:type="dxa"/>
           </w:tcPr>
           <w:p>
             <w:pPr>
@@ -2480,7 +2386,7 @@
         </w:tc>
         <w:tc>
           <w:tcPr>
-            <w:tcW w:w="5620" w:type="dxa"/>
+            <w:tcW w:w="5611" w:type="dxa"/>
           </w:tcPr>
           <w:p>
             <w:pPr>
@@ -2581,20 +2487,11 @@
               </w:rPr>
               <w:t>n</w:t>
             </w:r>
-            <w:r>
-              <w:rPr>
-                <w:rFonts w:ascii="Times New Roman" w:hAnsi="Times New Roman" w:cs="Times New Roman"/>
-                <w:sz w:val="28"/>
-                <w:szCs w:val="28"/>
-                <w:lang w:val="ru-RU"/>
-              </w:rPr>
-              <w:t xml:space="preserve"> </w:t>
-            </w:r>
-          </w:p>
-        </w:tc>
-        <w:tc>
-          <w:tcPr>
-            <w:tcW w:w="933" w:type="dxa"/>
+          </w:p>
+        </w:tc>
+        <w:tc>
+          <w:tcPr>
+            <w:tcW w:w="942" w:type="dxa"/>
           </w:tcPr>
           <w:p>
             <w:pPr>
@@ -2646,7 +2543,7 @@
         </w:tc>
         <w:tc>
           <w:tcPr>
-            <w:tcW w:w="5620" w:type="dxa"/>
+            <w:tcW w:w="5611" w:type="dxa"/>
           </w:tcPr>
           <w:p>
             <w:pPr>
@@ -2705,7 +2602,7 @@
         </w:tc>
         <w:tc>
           <w:tcPr>
-            <w:tcW w:w="933" w:type="dxa"/>
+            <w:tcW w:w="942" w:type="dxa"/>
           </w:tcPr>
           <w:p>
             <w:pPr>
@@ -2755,7 +2652,7 @@
         </w:tc>
         <w:tc>
           <w:tcPr>
-            <w:tcW w:w="5620" w:type="dxa"/>
+            <w:tcW w:w="5611" w:type="dxa"/>
           </w:tcPr>
           <w:p>
             <w:pPr>
@@ -2814,7 +2711,7 @@
         </w:tc>
         <w:tc>
           <w:tcPr>
-            <w:tcW w:w="933" w:type="dxa"/>
+            <w:tcW w:w="942" w:type="dxa"/>
           </w:tcPr>
           <w:p>
             <w:pPr>
@@ -2866,26 +2763,35 @@
         </w:tc>
         <w:tc>
           <w:tcPr>
-            <w:tcW w:w="5620" w:type="dxa"/>
-          </w:tcPr>
-          <w:p>
-            <w:pPr>
-              <w:jc w:val="both"/>
-              <w:rPr>
-                <w:rFonts w:ascii="Times New Roman" w:hAnsi="Times New Roman" w:cs="Times New Roman"/>
-                <w:sz w:val="28"/>
-                <w:szCs w:val="28"/>
-                <w:lang w:val="ru-RU"/>
-              </w:rPr>
-            </w:pPr>
-            <w:r>
-              <w:rPr>
-                <w:rFonts w:ascii="Times New Roman" w:hAnsi="Times New Roman" w:cs="Times New Roman"/>
-                <w:sz w:val="28"/>
-                <w:szCs w:val="28"/>
-                <w:lang w:val="ru-RU"/>
-              </w:rPr>
-              <w:t xml:space="preserve">режим Высокого напряжения/режим Большого тока, формируется </w:t>
+            <w:tcW w:w="5611" w:type="dxa"/>
+          </w:tcPr>
+          <w:p>
+            <w:pPr>
+              <w:jc w:val="both"/>
+              <w:rPr>
+                <w:rFonts w:ascii="Times New Roman" w:hAnsi="Times New Roman" w:cs="Times New Roman"/>
+                <w:sz w:val="28"/>
+                <w:szCs w:val="28"/>
+                <w:lang w:val="ru-RU"/>
+              </w:rPr>
+            </w:pPr>
+            <w:r>
+              <w:rPr>
+                <w:rFonts w:ascii="Times New Roman" w:hAnsi="Times New Roman" w:cs="Times New Roman"/>
+                <w:sz w:val="28"/>
+                <w:szCs w:val="28"/>
+                <w:lang w:val="ru-RU"/>
+              </w:rPr>
+              <w:t xml:space="preserve">режим Высокого напряжения/режим Большого тока, формируется программно для выбора между </w:t>
+            </w:r>
+            <w:r>
+              <w:rPr>
+                <w:rFonts w:ascii="Times New Roman" w:hAnsi="Times New Roman" w:cs="Times New Roman"/>
+                <w:sz w:val="28"/>
+                <w:szCs w:val="28"/>
+                <w:lang w:val="ru-RU"/>
+              </w:rPr>
+              <w:t>IMPB+/-</w:t>
             </w:r>
             <w:proofErr w:type="spellStart"/>
             <w:r>
@@ -2895,7 +2801,7 @@
                 <w:szCs w:val="28"/>
                 <w:lang w:val="ru-RU"/>
               </w:rPr>
-              <w:t>программно</w:t>
+              <w:t>Vn</w:t>
             </w:r>
             <w:proofErr w:type="spellEnd"/>
             <w:r>
@@ -2905,35 +2811,6 @@
                 <w:szCs w:val="28"/>
                 <w:lang w:val="ru-RU"/>
               </w:rPr>
-              <w:t xml:space="preserve"> для выбора между </w:t>
-            </w:r>
-            <w:r>
-              <w:rPr>
-                <w:rFonts w:ascii="Times New Roman" w:hAnsi="Times New Roman" w:cs="Times New Roman"/>
-                <w:sz w:val="28"/>
-                <w:szCs w:val="28"/>
-                <w:lang w:val="ru-RU"/>
-              </w:rPr>
-              <w:t>IMPB+/-</w:t>
-            </w:r>
-            <w:proofErr w:type="spellStart"/>
-            <w:r>
-              <w:rPr>
-                <w:rFonts w:ascii="Times New Roman" w:hAnsi="Times New Roman" w:cs="Times New Roman"/>
-                <w:sz w:val="28"/>
-                <w:szCs w:val="28"/>
-                <w:lang w:val="ru-RU"/>
-              </w:rPr>
-              <w:t>Vn</w:t>
-            </w:r>
-            <w:proofErr w:type="spellEnd"/>
-            <w:r>
-              <w:rPr>
-                <w:rFonts w:ascii="Times New Roman" w:hAnsi="Times New Roman" w:cs="Times New Roman"/>
-                <w:sz w:val="28"/>
-                <w:szCs w:val="28"/>
-                <w:lang w:val="ru-RU"/>
-              </w:rPr>
               <w:t xml:space="preserve"> и </w:t>
             </w:r>
             <w:r>
@@ -2944,107 +2821,6 @@
                 <w:lang w:val="ru-RU"/>
               </w:rPr>
               <w:t>IMPВ</w:t>
-            </w:r>
-          </w:p>
-        </w:tc>
-      </w:tr>
-      <w:tr>
-        <w:tc>
-          <w:tcPr>
-            <w:tcW w:w="2003" w:type="dxa"/>
-          </w:tcPr>
-          <w:p>
-            <w:pPr>
-              <w:jc w:val="both"/>
-              <w:rPr>
-                <w:rFonts w:ascii="Times New Roman" w:hAnsi="Times New Roman" w:cs="Times New Roman"/>
-                <w:sz w:val="28"/>
-                <w:szCs w:val="28"/>
-              </w:rPr>
-            </w:pPr>
-            <w:r>
-              <w:rPr>
-                <w:rFonts w:ascii="Times New Roman" w:hAnsi="Times New Roman" w:cs="Times New Roman"/>
-                <w:sz w:val="28"/>
-                <w:szCs w:val="28"/>
-              </w:rPr>
-              <w:t>DET1</w:t>
-            </w:r>
-          </w:p>
-        </w:tc>
-        <w:tc>
-          <w:tcPr>
-            <w:tcW w:w="933" w:type="dxa"/>
-          </w:tcPr>
-          <w:p>
-            <w:pPr>
-              <w:jc w:val="both"/>
-              <w:rPr>
-                <w:rFonts w:ascii="Times New Roman" w:hAnsi="Times New Roman" w:cs="Times New Roman"/>
-                <w:sz w:val="28"/>
-                <w:szCs w:val="28"/>
-                <w:lang w:val="ru-RU"/>
-              </w:rPr>
-            </w:pPr>
-            <w:proofErr w:type="spellStart"/>
-            <w:r>
-              <w:rPr>
-                <w:rFonts w:ascii="Times New Roman" w:hAnsi="Times New Roman" w:cs="Times New Roman"/>
-                <w:sz w:val="28"/>
-                <w:szCs w:val="28"/>
-                <w:lang w:val="ru-RU"/>
-              </w:rPr>
-              <w:t>несим</w:t>
-            </w:r>
-            <w:proofErr w:type="spellEnd"/>
-          </w:p>
-        </w:tc>
-        <w:tc>
-          <w:tcPr>
-            <w:tcW w:w="1078" w:type="dxa"/>
-          </w:tcPr>
-          <w:p>
-            <w:pPr>
-              <w:jc w:val="both"/>
-              <w:rPr>
-                <w:rFonts w:ascii="Times New Roman" w:hAnsi="Times New Roman" w:cs="Times New Roman"/>
-                <w:sz w:val="28"/>
-                <w:szCs w:val="28"/>
-                <w:lang w:val="ru-RU"/>
-              </w:rPr>
-            </w:pPr>
-            <w:r>
-              <w:rPr>
-                <w:rFonts w:ascii="Times New Roman" w:hAnsi="Times New Roman" w:cs="Times New Roman"/>
-                <w:sz w:val="28"/>
-                <w:szCs w:val="28"/>
-              </w:rPr>
-              <w:t>DET1</w:t>
-            </w:r>
-          </w:p>
-        </w:tc>
-        <w:tc>
-          <w:tcPr>
-            <w:tcW w:w="5620" w:type="dxa"/>
-          </w:tcPr>
-          <w:p>
-            <w:pPr>
-              <w:jc w:val="both"/>
-              <w:rPr>
-                <w:rFonts w:ascii="Times New Roman" w:hAnsi="Times New Roman" w:cs="Times New Roman"/>
-                <w:sz w:val="28"/>
-                <w:szCs w:val="28"/>
-                <w:lang w:val="ru-RU"/>
-              </w:rPr>
-            </w:pPr>
-            <w:r>
-              <w:rPr>
-                <w:rFonts w:ascii="Times New Roman" w:hAnsi="Times New Roman" w:cs="Times New Roman"/>
-                <w:sz w:val="28"/>
-                <w:szCs w:val="28"/>
-                <w:lang w:val="ru-RU"/>
-              </w:rPr>
-              <w:t>Сигнал детектора превышения диапазона</w:t>
             </w:r>
           </w:p>
         </w:tc>
@@ -3264,7 +3040,7 @@
       <w:tblPr>
         <w:tblStyle w:val="a3"/>
         <w:tblW w:w="9679" w:type="dxa"/>
-        <w:tblLook w:val="04A0" w:firstRow="1" w:lastRow="0" w:firstColumn="1" w:lastColumn="0" w:noHBand="0" w:noVBand="1"/>
+        <w:tblLook w:val="04A0"/>
       </w:tblPr>
       <w:tblGrid>
         <w:gridCol w:w="2040"/>
@@ -3850,36 +3626,16 @@
                 <w:szCs w:val="28"/>
                 <w:lang w:val="ru-RU"/>
               </w:rPr>
-              <w:t xml:space="preserve">цифроаналогового </w:t>
-            </w:r>
-            <w:proofErr w:type="gramStart"/>
-            <w:r>
-              <w:rPr>
-                <w:rFonts w:ascii="Times New Roman" w:hAnsi="Times New Roman" w:cs="Times New Roman"/>
-                <w:sz w:val="28"/>
-                <w:szCs w:val="28"/>
-                <w:lang w:val="ru-RU"/>
-              </w:rPr>
-              <w:t>преобразователя</w:t>
-            </w:r>
-            <w:r>
-              <w:rPr>
-                <w:rFonts w:ascii="Times New Roman" w:hAnsi="Times New Roman" w:cs="Times New Roman"/>
-                <w:sz w:val="28"/>
-                <w:szCs w:val="28"/>
-                <w:lang w:val="ru-RU"/>
-              </w:rPr>
-              <w:t xml:space="preserve">  1</w:t>
-            </w:r>
-            <w:proofErr w:type="gramEnd"/>
-            <w:r>
-              <w:rPr>
-                <w:rFonts w:ascii="Times New Roman" w:hAnsi="Times New Roman" w:cs="Times New Roman"/>
-                <w:sz w:val="28"/>
-                <w:szCs w:val="28"/>
-                <w:lang w:val="ru-RU"/>
-              </w:rPr>
-              <w:t xml:space="preserve"> блока базы</w:t>
+              <w:t>цифроаналогового преобразователя</w:t>
+            </w:r>
+            <w:r>
+              <w:rPr>
+                <w:rFonts w:ascii="Times New Roman" w:hAnsi="Times New Roman" w:cs="Times New Roman"/>
+                <w:sz w:val="28"/>
+                <w:szCs w:val="28"/>
+                <w:lang w:val="ru-RU"/>
+              </w:rPr>
+              <w:t xml:space="preserve">  1 блока базы</w:t>
             </w:r>
           </w:p>
         </w:tc>
@@ -3981,34 +3737,7 @@
                 <w:szCs w:val="28"/>
                 <w:lang w:val="ru-RU"/>
               </w:rPr>
-              <w:t>цифроаналогов</w:t>
-            </w:r>
-            <w:r>
-              <w:rPr>
-                <w:rFonts w:ascii="Times New Roman" w:hAnsi="Times New Roman" w:cs="Times New Roman"/>
-                <w:sz w:val="28"/>
-                <w:szCs w:val="28"/>
-                <w:lang w:val="ru-RU"/>
-              </w:rPr>
-              <w:t>ых</w:t>
-            </w:r>
-            <w:r>
-              <w:rPr>
-                <w:rFonts w:ascii="Times New Roman" w:hAnsi="Times New Roman" w:cs="Times New Roman"/>
-                <w:sz w:val="28"/>
-                <w:szCs w:val="28"/>
-                <w:lang w:val="ru-RU"/>
-              </w:rPr>
-              <w:t xml:space="preserve"> преобразовател</w:t>
-            </w:r>
-            <w:r>
-              <w:rPr>
-                <w:rFonts w:ascii="Times New Roman" w:hAnsi="Times New Roman" w:cs="Times New Roman"/>
-                <w:sz w:val="28"/>
-                <w:szCs w:val="28"/>
-                <w:lang w:val="ru-RU"/>
-              </w:rPr>
-              <w:t>ей</w:t>
+              <w:t>цифроаналоговых преобразователей</w:t>
             </w:r>
             <w:r>
               <w:rPr>
@@ -4119,34 +3848,7 @@
                 <w:szCs w:val="28"/>
                 <w:lang w:val="ru-RU"/>
               </w:rPr>
-              <w:t>цифроаналогов</w:t>
-            </w:r>
-            <w:r>
-              <w:rPr>
-                <w:rFonts w:ascii="Times New Roman" w:hAnsi="Times New Roman" w:cs="Times New Roman"/>
-                <w:sz w:val="28"/>
-                <w:szCs w:val="28"/>
-                <w:lang w:val="ru-RU"/>
-              </w:rPr>
-              <w:t>ых</w:t>
-            </w:r>
-            <w:r>
-              <w:rPr>
-                <w:rFonts w:ascii="Times New Roman" w:hAnsi="Times New Roman" w:cs="Times New Roman"/>
-                <w:sz w:val="28"/>
-                <w:szCs w:val="28"/>
-                <w:lang w:val="ru-RU"/>
-              </w:rPr>
-              <w:t xml:space="preserve"> преобразовател</w:t>
-            </w:r>
-            <w:r>
-              <w:rPr>
-                <w:rFonts w:ascii="Times New Roman" w:hAnsi="Times New Roman" w:cs="Times New Roman"/>
-                <w:sz w:val="28"/>
-                <w:szCs w:val="28"/>
-                <w:lang w:val="ru-RU"/>
-              </w:rPr>
-              <w:t>ей</w:t>
+              <w:t>цифроаналоговых преобразователей</w:t>
             </w:r>
             <w:r>
               <w:rPr>
@@ -4418,15 +4120,6 @@
               </w:rPr>
               <w:t>Lis</w:t>
             </w:r>
-            <w:r>
-              <w:rPr>
-                <w:rFonts w:ascii="Times New Roman" w:hAnsi="Times New Roman" w:cs="Times New Roman"/>
-                <w:sz w:val="28"/>
-                <w:szCs w:val="28"/>
-                <w:lang w:val="ru-RU"/>
-              </w:rPr>
-              <w:t xml:space="preserve"> </w:t>
-            </w:r>
           </w:p>
         </w:tc>
         <w:tc>
@@ -4518,16 +4211,7 @@
                 <w:sz w:val="28"/>
                 <w:szCs w:val="28"/>
               </w:rPr>
-              <w:lastRenderedPageBreak/>
               <w:t>RN</w:t>
-            </w:r>
-            <w:r>
-              <w:rPr>
-                <w:rFonts w:ascii="Times New Roman" w:hAnsi="Times New Roman" w:cs="Times New Roman"/>
-                <w:sz w:val="28"/>
-                <w:szCs w:val="28"/>
-              </w:rPr>
-              <w:t xml:space="preserve"> </w:t>
             </w:r>
           </w:p>
         </w:tc>
@@ -6488,7 +6172,6 @@
                 <w:sz w:val="28"/>
                 <w:szCs w:val="28"/>
               </w:rPr>
-              <w:lastRenderedPageBreak/>
               <w:t>LM2</w:t>
             </w:r>
           </w:p>
@@ -8113,7 +7796,79 @@
           <w:szCs w:val="28"/>
           <w:lang w:val="ru-RU"/>
         </w:rPr>
-        <w:t xml:space="preserve">Схема задания </w:t>
+        <w:t>Схема задания уровня( Рисунок 1 и 2), содержит источник опорного напряжения 10В, резистивный делитель опорного уровня согласно ряду :1, :</w:t>
+      </w:r>
+      <w:r>
+        <w:rPr>
+          <w:rFonts w:ascii="Times New Roman" w:hAnsi="Times New Roman" w:cs="Times New Roman"/>
+          <w:sz w:val="28"/>
+          <w:szCs w:val="28"/>
+          <w:lang w:val="ru-RU"/>
+        </w:rPr>
+        <w:t>3</w:t>
+      </w:r>
+      <w:r>
+        <w:rPr>
+          <w:rFonts w:ascii="Times New Roman" w:hAnsi="Times New Roman" w:cs="Times New Roman"/>
+          <w:sz w:val="28"/>
+          <w:szCs w:val="28"/>
+          <w:lang w:val="ru-RU"/>
+        </w:rPr>
+        <w:t>, :</w:t>
+      </w:r>
+      <w:r>
+        <w:rPr>
+          <w:rFonts w:ascii="Times New Roman" w:hAnsi="Times New Roman" w:cs="Times New Roman"/>
+          <w:sz w:val="28"/>
+          <w:szCs w:val="28"/>
+          <w:lang w:val="ru-RU"/>
+        </w:rPr>
+        <w:t xml:space="preserve">15 задающий напряжения  </w:t>
+      </w:r>
+      <w:r>
+        <w:rPr>
+          <w:rFonts w:ascii="Times New Roman" w:hAnsi="Times New Roman" w:cs="Times New Roman"/>
+          <w:sz w:val="28"/>
+          <w:szCs w:val="28"/>
+          <w:lang w:val="ru-RU"/>
+        </w:rPr>
+        <w:t>5</w:t>
+      </w:r>
+      <w:r>
+        <w:rPr>
+          <w:rFonts w:ascii="Times New Roman" w:hAnsi="Times New Roman" w:cs="Times New Roman"/>
+          <w:sz w:val="28"/>
+          <w:szCs w:val="28"/>
+          <w:lang w:val="ru-RU"/>
+        </w:rPr>
+        <w:t xml:space="preserve">В, </w:t>
+      </w:r>
+      <w:r>
+        <w:rPr>
+          <w:rFonts w:ascii="Times New Roman" w:hAnsi="Times New Roman" w:cs="Times New Roman"/>
+          <w:sz w:val="28"/>
+          <w:szCs w:val="28"/>
+          <w:lang w:val="ru-RU"/>
+        </w:rPr>
+        <w:t>1</w:t>
+      </w:r>
+      <w:r>
+        <w:rPr>
+          <w:rFonts w:ascii="Times New Roman" w:hAnsi="Times New Roman" w:cs="Times New Roman"/>
+          <w:sz w:val="28"/>
+          <w:szCs w:val="28"/>
+          <w:lang w:val="ru-RU"/>
+        </w:rPr>
+        <w:t>.</w:t>
+      </w:r>
+      <w:r>
+        <w:rPr>
+          <w:rFonts w:ascii="Times New Roman" w:hAnsi="Times New Roman" w:cs="Times New Roman"/>
+          <w:sz w:val="28"/>
+          <w:szCs w:val="28"/>
+          <w:lang w:val="ru-RU"/>
+        </w:rPr>
+        <w:t>6</w:t>
       </w:r>
       <w:proofErr w:type="gramStart"/>
       <w:r>
@@ -8123,7 +7878,7 @@
           <w:szCs w:val="28"/>
           <w:lang w:val="ru-RU"/>
         </w:rPr>
-        <w:t>уровня( Рисунок</w:t>
+        <w:t>В</w:t>
       </w:r>
       <w:proofErr w:type="gramEnd"/>
       <w:r>
@@ -8133,88 +7888,7 @@
           <w:szCs w:val="28"/>
           <w:lang w:val="ru-RU"/>
         </w:rPr>
-        <w:t xml:space="preserve"> 1 и 2), содержит источник опорного напряжения 10В, резистивный делитель опорного уровня согласно ряду :1, :</w:t>
-      </w:r>
-      <w:r>
-        <w:rPr>
-          <w:rFonts w:ascii="Times New Roman" w:hAnsi="Times New Roman" w:cs="Times New Roman"/>
-          <w:sz w:val="28"/>
-          <w:szCs w:val="28"/>
-          <w:lang w:val="ru-RU"/>
-        </w:rPr>
-        <w:t>3</w:t>
-      </w:r>
-      <w:r>
-        <w:rPr>
-          <w:rFonts w:ascii="Times New Roman" w:hAnsi="Times New Roman" w:cs="Times New Roman"/>
-          <w:sz w:val="28"/>
-          <w:szCs w:val="28"/>
-          <w:lang w:val="ru-RU"/>
-        </w:rPr>
-        <w:t>, :</w:t>
-      </w:r>
-      <w:r>
-        <w:rPr>
-          <w:rFonts w:ascii="Times New Roman" w:hAnsi="Times New Roman" w:cs="Times New Roman"/>
-          <w:sz w:val="28"/>
-          <w:szCs w:val="28"/>
-          <w:lang w:val="ru-RU"/>
-        </w:rPr>
-        <w:t xml:space="preserve">15 задающий напряжения  </w:t>
-      </w:r>
-      <w:r>
-        <w:rPr>
-          <w:rFonts w:ascii="Times New Roman" w:hAnsi="Times New Roman" w:cs="Times New Roman"/>
-          <w:sz w:val="28"/>
-          <w:szCs w:val="28"/>
-          <w:lang w:val="ru-RU"/>
-        </w:rPr>
-        <w:t>5</w:t>
-      </w:r>
-      <w:r>
-        <w:rPr>
-          <w:rFonts w:ascii="Times New Roman" w:hAnsi="Times New Roman" w:cs="Times New Roman"/>
-          <w:sz w:val="28"/>
-          <w:szCs w:val="28"/>
-          <w:lang w:val="ru-RU"/>
-        </w:rPr>
-        <w:t xml:space="preserve">В, </w:t>
-      </w:r>
-      <w:r>
-        <w:rPr>
-          <w:rFonts w:ascii="Times New Roman" w:hAnsi="Times New Roman" w:cs="Times New Roman"/>
-          <w:sz w:val="28"/>
-          <w:szCs w:val="28"/>
-          <w:lang w:val="ru-RU"/>
-        </w:rPr>
-        <w:t>1</w:t>
-      </w:r>
-      <w:r>
-        <w:rPr>
-          <w:rFonts w:ascii="Times New Roman" w:hAnsi="Times New Roman" w:cs="Times New Roman"/>
-          <w:sz w:val="28"/>
-          <w:szCs w:val="28"/>
-          <w:lang w:val="ru-RU"/>
-        </w:rPr>
-        <w:t>.</w:t>
-      </w:r>
-      <w:r>
-        <w:rPr>
-          <w:rFonts w:ascii="Times New Roman" w:hAnsi="Times New Roman" w:cs="Times New Roman"/>
-          <w:sz w:val="28"/>
-          <w:szCs w:val="28"/>
-          <w:lang w:val="ru-RU"/>
-        </w:rPr>
-        <w:t>6</w:t>
-      </w:r>
-      <w:r>
-        <w:rPr>
-          <w:rFonts w:ascii="Times New Roman" w:hAnsi="Times New Roman" w:cs="Times New Roman"/>
-          <w:sz w:val="28"/>
-          <w:szCs w:val="28"/>
-          <w:lang w:val="ru-RU"/>
-        </w:rPr>
-        <w:t xml:space="preserve">В и </w:t>
+        <w:t xml:space="preserve"> и </w:t>
       </w:r>
       <w:r>
         <w:rPr>
@@ -8270,7 +7944,6 @@
           <w:szCs w:val="28"/>
           <w:lang w:val="ru-RU"/>
         </w:rPr>
-        <w:lastRenderedPageBreak/>
         <w:t xml:space="preserve">В состав входит так же </w:t>
       </w:r>
       <w:r>
@@ -8299,10 +7972,10 @@
           <w:noProof/>
           <w:sz w:val="28"/>
           <w:szCs w:val="28"/>
-          <w:lang w:val="ru-RU"/>
+          <w:lang w:val="be-BY" w:eastAsia="be-BY"/>
         </w:rPr>
         <w:drawing>
-          <wp:inline distT="0" distB="0" distL="0" distR="0" wp14:anchorId="4DAB3DE0" wp14:editId="529BFAEF">
+          <wp:inline distT="0" distB="0" distL="0" distR="0">
             <wp:extent cx="6143625" cy="1991995"/>
             <wp:effectExtent l="0" t="0" r="9525" b="8255"/>
             <wp:docPr id="4" name="Рисунок 4"/>
@@ -8322,7 +7995,7 @@
                     <a:blip r:embed="rId6" cstate="print">
                       <a:extLst>
                         <a:ext uri="{28A0092B-C50C-407E-A947-70E740481C1C}">
-                          <a14:useLocalDpi xmlns:a14="http://schemas.microsoft.com/office/drawing/2010/main" val="0"/>
+                          <a14:useLocalDpi xmlns:a14="http://schemas.microsoft.com/office/drawing/2010/main" xmlns:wps="http://schemas.microsoft.com/office/word/2010/wordprocessingShape" xmlns:wpi="http://schemas.microsoft.com/office/word/2010/wordprocessingInk" xmlns:wpg="http://schemas.microsoft.com/office/word/2010/wordprocessingGroup" xmlns:w16se="http://schemas.microsoft.com/office/word/2015/wordml/symex" xmlns:w16sdtdh="http://schemas.microsoft.com/office/word/2020/wordml/sdtdatahash" xmlns:w16="http://schemas.microsoft.com/office/word/2018/wordml" xmlns:w16cid="http://schemas.microsoft.com/office/word/2016/wordml/cid" xmlns:w16cex="http://schemas.microsoft.com/office/word/2018/wordml/cex" xmlns:w15="http://schemas.microsoft.com/office/word/2012/wordml" xmlns:w14="http://schemas.microsoft.com/office/word/2010/wordml" xmlns:w="http://schemas.openxmlformats.org/wordprocessingml/2006/main" xmlns:w10="urn:schemas-microsoft-com:office:word" xmlns:wp14="http://schemas.microsoft.com/office/word/2010/wordprocessingDrawing" xmlns:v="urn:schemas-microsoft-com:vml" xmlns:o="urn:schemas-microsoft-com:office:office" xmlns:am3d="http://schemas.microsoft.com/office/drawing/2017/model3d" xmlns:aink="http://schemas.microsoft.com/office/drawing/2016/ink" xmlns:mc="http://schemas.openxmlformats.org/markup-compatibility/2006" xmlns:cx8="http://schemas.microsoft.com/office/drawing/2016/5/14/chartex" xmlns:cx7="http://schemas.microsoft.com/office/drawing/2016/5/13/chartex" xmlns:cx6="http://schemas.microsoft.com/office/drawing/2016/5/12/chartex" xmlns:cx5="http://schemas.microsoft.com/office/drawing/2016/5/11/chartex" xmlns:cx4="http://schemas.microsoft.com/office/drawing/2016/5/10/chartex" xmlns:cx3="http://schemas.microsoft.com/office/drawing/2016/5/9/chartex" xmlns:cx2="http://schemas.microsoft.com/office/drawing/2015/10/21/chartex" xmlns:cx1="http://schemas.microsoft.com/office/drawing/2015/9/8/chartex" xmlns:cx="http://schemas.microsoft.com/office/drawing/2014/chartex" xmlns:wpc="http://schemas.microsoft.com/office/word/2010/wordprocessingCanvas" xmlns="" val="0"/>
                         </a:ext>
                       </a:extLst>
                     </a:blip>
@@ -8407,10 +8080,10 @@
           <w:noProof/>
           <w:sz w:val="28"/>
           <w:szCs w:val="28"/>
-          <w:lang w:val="ru-RU"/>
+          <w:lang w:val="be-BY" w:eastAsia="be-BY"/>
         </w:rPr>
         <w:drawing>
-          <wp:inline distT="0" distB="0" distL="0" distR="0" wp14:anchorId="4F7D9636" wp14:editId="31550012">
+          <wp:inline distT="0" distB="0" distL="0" distR="0">
             <wp:extent cx="2127992" cy="1883537"/>
             <wp:effectExtent l="0" t="0" r="5715" b="2540"/>
             <wp:docPr id="2" name="Рисунок 2"/>
@@ -8430,7 +8103,7 @@
                     <a:blip r:embed="rId7" cstate="print">
                       <a:extLst>
                         <a:ext uri="{28A0092B-C50C-407E-A947-70E740481C1C}">
-                          <a14:useLocalDpi xmlns:a14="http://schemas.microsoft.com/office/drawing/2010/main" val="0"/>
+                          <a14:useLocalDpi xmlns:a14="http://schemas.microsoft.com/office/drawing/2010/main" xmlns:wps="http://schemas.microsoft.com/office/word/2010/wordprocessingShape" xmlns:wpi="http://schemas.microsoft.com/office/word/2010/wordprocessingInk" xmlns:wpg="http://schemas.microsoft.com/office/word/2010/wordprocessingGroup" xmlns:w16se="http://schemas.microsoft.com/office/word/2015/wordml/symex" xmlns:w16sdtdh="http://schemas.microsoft.com/office/word/2020/wordml/sdtdatahash" xmlns:w16="http://schemas.microsoft.com/office/word/2018/wordml" xmlns:w16cid="http://schemas.microsoft.com/office/word/2016/wordml/cid" xmlns:w16cex="http://schemas.microsoft.com/office/word/2018/wordml/cex" xmlns:w15="http://schemas.microsoft.com/office/word/2012/wordml" xmlns:w14="http://schemas.microsoft.com/office/word/2010/wordml" xmlns:w="http://schemas.openxmlformats.org/wordprocessingml/2006/main" xmlns:w10="urn:schemas-microsoft-com:office:word" xmlns:wp14="http://schemas.microsoft.com/office/word/2010/wordprocessingDrawing" xmlns:v="urn:schemas-microsoft-com:vml" xmlns:o="urn:schemas-microsoft-com:office:office" xmlns:am3d="http://schemas.microsoft.com/office/drawing/2017/model3d" xmlns:aink="http://schemas.microsoft.com/office/drawing/2016/ink" xmlns:mc="http://schemas.openxmlformats.org/markup-compatibility/2006" xmlns:cx8="http://schemas.microsoft.com/office/drawing/2016/5/14/chartex" xmlns:cx7="http://schemas.microsoft.com/office/drawing/2016/5/13/chartex" xmlns:cx6="http://schemas.microsoft.com/office/drawing/2016/5/12/chartex" xmlns:cx5="http://schemas.microsoft.com/office/drawing/2016/5/11/chartex" xmlns:cx4="http://schemas.microsoft.com/office/drawing/2016/5/10/chartex" xmlns:cx3="http://schemas.microsoft.com/office/drawing/2016/5/9/chartex" xmlns:cx2="http://schemas.microsoft.com/office/drawing/2015/10/21/chartex" xmlns:cx1="http://schemas.microsoft.com/office/drawing/2015/9/8/chartex" xmlns:cx="http://schemas.microsoft.com/office/drawing/2014/chartex" xmlns:wpc="http://schemas.microsoft.com/office/word/2010/wordprocessingCanvas" xmlns="" val="0"/>
                         </a:ext>
                       </a:extLst>
                     </a:blip>
@@ -8605,7 +8278,7 @@
           <w:szCs w:val="28"/>
           <w:lang w:val="ru-RU"/>
         </w:rPr>
-        <w:t xml:space="preserve">В режиме формирования напряжения (U), сигнал обратной </w:t>
+        <w:t xml:space="preserve">В режиме формирования напряжения (U), сигнал обратной связи,  пропорциональный выходному напряжению </w:t>
       </w:r>
       <w:proofErr w:type="gramStart"/>
       <w:r>
@@ -8615,7 +8288,7 @@
           <w:szCs w:val="28"/>
           <w:lang w:val="ru-RU"/>
         </w:rPr>
-        <w:t>связи,  пропорциональный</w:t>
+        <w:t>ИИ</w:t>
       </w:r>
       <w:proofErr w:type="gramEnd"/>
       <w:r>
@@ -8625,7 +8298,7 @@
           <w:szCs w:val="28"/>
           <w:lang w:val="ru-RU"/>
         </w:rPr>
-        <w:t xml:space="preserve"> выходному напряжению ИИ возникающему на ПОТ, подается через резистор, связанный с выходом первого буфера.</w:t>
+        <w:t xml:space="preserve"> возникающему на ПОТ, подается через резистор, связанный с выходом первого буфера.</w:t>
       </w:r>
     </w:p>
     <w:p>
@@ -8685,7 +8358,6 @@
           <w:szCs w:val="28"/>
           <w:lang w:val="ru-RU"/>
         </w:rPr>
-        <w:lastRenderedPageBreak/>
         <w:t xml:space="preserve">Положительный </w:t>
       </w:r>
       <w:r>
@@ -9310,7 +8982,7 @@
       <w:tblPr>
         <w:tblStyle w:val="a3"/>
         <w:tblW w:w="0" w:type="auto"/>
-        <w:tblLook w:val="04A0" w:firstRow="1" w:lastRow="0" w:firstColumn="1" w:lastColumn="0" w:noHBand="0" w:noVBand="1"/>
+        <w:tblLook w:val="04A0"/>
       </w:tblPr>
       <w:tblGrid>
         <w:gridCol w:w="6799"/>
@@ -10036,15 +9708,15 @@
       <w:tblPr>
         <w:tblStyle w:val="a3"/>
         <w:tblW w:w="0" w:type="auto"/>
-        <w:tblLook w:val="04A0" w:firstRow="1" w:lastRow="0" w:firstColumn="1" w:lastColumn="0" w:noHBand="0" w:noVBand="1"/>
+        <w:tblLook w:val="04A0"/>
       </w:tblPr>
       <w:tblGrid>
-        <w:gridCol w:w="496"/>
+        <w:gridCol w:w="497"/>
         <w:gridCol w:w="1354"/>
-        <w:gridCol w:w="1803"/>
-        <w:gridCol w:w="1942"/>
-        <w:gridCol w:w="1953"/>
-        <w:gridCol w:w="2131"/>
+        <w:gridCol w:w="1690"/>
+        <w:gridCol w:w="1821"/>
+        <w:gridCol w:w="2525"/>
+        <w:gridCol w:w="2018"/>
       </w:tblGrid>
       <w:tr>
         <w:tc>
@@ -10235,15 +9907,6 @@
               </w:rPr>
               <w:t>Полный диапазон</w:t>
             </w:r>
-            <w:r>
-              <w:rPr>
-                <w:rFonts w:ascii="Times New Roman" w:eastAsia="Times New Roman" w:hAnsi="Times New Roman" w:cs="Times New Roman"/>
-                <w:sz w:val="28"/>
-                <w:szCs w:val="28"/>
-                <w:lang w:eastAsia="ru-RU"/>
-              </w:rPr>
-              <w:t xml:space="preserve"> </w:t>
-            </w:r>
           </w:p>
         </w:tc>
         <w:tc>
@@ -10293,34 +9956,7 @@
                 <w:szCs w:val="28"/>
                 <w:lang w:val="ru-RU" w:eastAsia="ru-RU"/>
               </w:rPr>
-              <w:t>Амплитуда</w:t>
-            </w:r>
-            <w:r>
-              <w:rPr>
-                <w:rFonts w:ascii="Times New Roman" w:eastAsia="Times New Roman" w:hAnsi="Times New Roman" w:cs="Times New Roman"/>
-                <w:sz w:val="28"/>
-                <w:szCs w:val="28"/>
-                <w:lang w:eastAsia="ru-RU"/>
-              </w:rPr>
-              <w:t xml:space="preserve"> </w:t>
-            </w:r>
-            <w:r>
-              <w:rPr>
-                <w:rFonts w:ascii="Times New Roman" w:eastAsia="Times New Roman" w:hAnsi="Times New Roman" w:cs="Times New Roman"/>
-                <w:sz w:val="28"/>
-                <w:szCs w:val="28"/>
-                <w:lang w:val="ru-RU" w:eastAsia="ru-RU"/>
-              </w:rPr>
-              <w:t>ступени</w:t>
-            </w:r>
-            <w:r>
-              <w:rPr>
-                <w:rFonts w:ascii="Times New Roman" w:eastAsia="Times New Roman" w:hAnsi="Times New Roman" w:cs="Times New Roman"/>
-                <w:sz w:val="28"/>
-                <w:szCs w:val="28"/>
-                <w:lang w:eastAsia="ru-RU"/>
-              </w:rPr>
-              <w:t xml:space="preserve"> </w:t>
+              <w:t>Амплитудаступени</w:t>
             </w:r>
           </w:p>
         </w:tc>
@@ -11994,11 +11630,10 @@
           <w:noProof/>
           <w:sz w:val="28"/>
           <w:szCs w:val="28"/>
-          <w:lang w:val="ru-RU"/>
-        </w:rPr>
-        <w:lastRenderedPageBreak/>
+          <w:lang w:val="be-BY" w:eastAsia="be-BY"/>
+        </w:rPr>
         <w:drawing>
-          <wp:inline distT="0" distB="0" distL="0" distR="0" wp14:anchorId="519DB412" wp14:editId="59DB47A3">
+          <wp:inline distT="0" distB="0" distL="0" distR="0">
             <wp:extent cx="3912766" cy="8141793"/>
             <wp:effectExtent l="0" t="0" r="0" b="0"/>
             <wp:docPr id="8" name="Рисунок 8"/>
@@ -12018,7 +11653,7 @@
                     <a:blip r:embed="rId8">
                       <a:extLst>
                         <a:ext uri="{28A0092B-C50C-407E-A947-70E740481C1C}">
-                          <a14:useLocalDpi xmlns:a14="http://schemas.microsoft.com/office/drawing/2010/main" val="0"/>
+                          <a14:useLocalDpi xmlns:a14="http://schemas.microsoft.com/office/drawing/2010/main" xmlns:wps="http://schemas.microsoft.com/office/word/2010/wordprocessingShape" xmlns:wpi="http://schemas.microsoft.com/office/word/2010/wordprocessingInk" xmlns:wpg="http://schemas.microsoft.com/office/word/2010/wordprocessingGroup" xmlns:w16se="http://schemas.microsoft.com/office/word/2015/wordml/symex" xmlns:w16sdtdh="http://schemas.microsoft.com/office/word/2020/wordml/sdtdatahash" xmlns:w16="http://schemas.microsoft.com/office/word/2018/wordml" xmlns:w16cid="http://schemas.microsoft.com/office/word/2016/wordml/cid" xmlns:w16cex="http://schemas.microsoft.com/office/word/2018/wordml/cex" xmlns:w15="http://schemas.microsoft.com/office/word/2012/wordml" xmlns:w14="http://schemas.microsoft.com/office/word/2010/wordml" xmlns:w="http://schemas.openxmlformats.org/wordprocessingml/2006/main" xmlns:w10="urn:schemas-microsoft-com:office:word" xmlns:wp14="http://schemas.microsoft.com/office/word/2010/wordprocessingDrawing" xmlns:v="urn:schemas-microsoft-com:vml" xmlns:o="urn:schemas-microsoft-com:office:office" xmlns:am3d="http://schemas.microsoft.com/office/drawing/2017/model3d" xmlns:aink="http://schemas.microsoft.com/office/drawing/2016/ink" xmlns:mc="http://schemas.openxmlformats.org/markup-compatibility/2006" xmlns:cx8="http://schemas.microsoft.com/office/drawing/2016/5/14/chartex" xmlns:cx7="http://schemas.microsoft.com/office/drawing/2016/5/13/chartex" xmlns:cx6="http://schemas.microsoft.com/office/drawing/2016/5/12/chartex" xmlns:cx5="http://schemas.microsoft.com/office/drawing/2016/5/11/chartex" xmlns:cx4="http://schemas.microsoft.com/office/drawing/2016/5/10/chartex" xmlns:cx3="http://schemas.microsoft.com/office/drawing/2016/5/9/chartex" xmlns:cx2="http://schemas.microsoft.com/office/drawing/2015/10/21/chartex" xmlns:cx1="http://schemas.microsoft.com/office/drawing/2015/9/8/chartex" xmlns:cx="http://schemas.microsoft.com/office/drawing/2014/chartex" xmlns:wpc="http://schemas.microsoft.com/office/word/2010/wordprocessingCanvas" xmlns="" val="0"/>
                         </a:ext>
                       </a:extLst>
                     </a:blip>
@@ -12139,11 +11774,10 @@
           <w:noProof/>
           <w:sz w:val="28"/>
           <w:szCs w:val="28"/>
-          <w:lang w:val="ru-RU"/>
-        </w:rPr>
-        <w:lastRenderedPageBreak/>
+          <w:lang w:val="be-BY" w:eastAsia="be-BY"/>
+        </w:rPr>
         <w:drawing>
-          <wp:inline distT="0" distB="0" distL="0" distR="0" wp14:anchorId="676875DA" wp14:editId="08BB48F5">
+          <wp:inline distT="0" distB="0" distL="0" distR="0">
             <wp:extent cx="1416990" cy="2722006"/>
             <wp:effectExtent l="0" t="0" r="0" b="2540"/>
             <wp:docPr id="9" name="Рисунок 9"/>
@@ -12163,7 +11797,7 @@
                     <a:blip r:embed="rId9" cstate="print">
                       <a:extLst>
                         <a:ext uri="{28A0092B-C50C-407E-A947-70E740481C1C}">
-                          <a14:useLocalDpi xmlns:a14="http://schemas.microsoft.com/office/drawing/2010/main" val="0"/>
+                          <a14:useLocalDpi xmlns:a14="http://schemas.microsoft.com/office/drawing/2010/main" xmlns:wps="http://schemas.microsoft.com/office/word/2010/wordprocessingShape" xmlns:wpi="http://schemas.microsoft.com/office/word/2010/wordprocessingInk" xmlns:wpg="http://schemas.microsoft.com/office/word/2010/wordprocessingGroup" xmlns:w16se="http://schemas.microsoft.com/office/word/2015/wordml/symex" xmlns:w16sdtdh="http://schemas.microsoft.com/office/word/2020/wordml/sdtdatahash" xmlns:w16="http://schemas.microsoft.com/office/word/2018/wordml" xmlns:w16cid="http://schemas.microsoft.com/office/word/2016/wordml/cid" xmlns:w16cex="http://schemas.microsoft.com/office/word/2018/wordml/cex" xmlns:w15="http://schemas.microsoft.com/office/word/2012/wordml" xmlns:w14="http://schemas.microsoft.com/office/word/2010/wordml" xmlns:w="http://schemas.openxmlformats.org/wordprocessingml/2006/main" xmlns:w10="urn:schemas-microsoft-com:office:word" xmlns:wp14="http://schemas.microsoft.com/office/word/2010/wordprocessingDrawing" xmlns:v="urn:schemas-microsoft-com:vml" xmlns:o="urn:schemas-microsoft-com:office:office" xmlns:am3d="http://schemas.microsoft.com/office/drawing/2017/model3d" xmlns:aink="http://schemas.microsoft.com/office/drawing/2016/ink" xmlns:mc="http://schemas.openxmlformats.org/markup-compatibility/2006" xmlns:cx8="http://schemas.microsoft.com/office/drawing/2016/5/14/chartex" xmlns:cx7="http://schemas.microsoft.com/office/drawing/2016/5/13/chartex" xmlns:cx6="http://schemas.microsoft.com/office/drawing/2016/5/12/chartex" xmlns:cx5="http://schemas.microsoft.com/office/drawing/2016/5/11/chartex" xmlns:cx4="http://schemas.microsoft.com/office/drawing/2016/5/10/chartex" xmlns:cx3="http://schemas.microsoft.com/office/drawing/2016/5/9/chartex" xmlns:cx2="http://schemas.microsoft.com/office/drawing/2015/10/21/chartex" xmlns:cx1="http://schemas.microsoft.com/office/drawing/2015/9/8/chartex" xmlns:cx="http://schemas.microsoft.com/office/drawing/2014/chartex" xmlns:wpc="http://schemas.microsoft.com/office/word/2010/wordprocessingCanvas" xmlns="" val="0"/>
                         </a:ext>
                       </a:extLst>
                     </a:blip>
@@ -12343,23 +11977,13 @@
         </w:rPr>
         <w:t>º</w:t>
       </w:r>
-      <w:proofErr w:type="gramStart"/>
       <w:r>
         <w:rPr>
           <w:color w:val="000000"/>
           <w:sz w:val="28"/>
           <w:szCs w:val="28"/>
         </w:rPr>
-        <w:t>фА  (</w:t>
-      </w:r>
-      <w:proofErr w:type="gramEnd"/>
-      <w:r>
-        <w:rPr>
-          <w:color w:val="000000"/>
-          <w:sz w:val="28"/>
-          <w:szCs w:val="28"/>
-        </w:rPr>
-        <w:t>25∙10</w:t>
+        <w:t>фА  (25∙10</w:t>
       </w:r>
       <w:r>
         <w:rPr>
@@ -12582,7 +12206,23 @@
           <w:sz w:val="28"/>
           <w:szCs w:val="28"/>
         </w:rPr>
-        <w:t xml:space="preserve">Как усилитель буфера так и усилитель “охраны” </w:t>
+        <w:t xml:space="preserve">Как усилитель </w:t>
+      </w:r>
+      <w:proofErr w:type="gramStart"/>
+      <w:r>
+        <w:rPr>
+          <w:sz w:val="28"/>
+          <w:szCs w:val="28"/>
+        </w:rPr>
+        <w:t>буфера</w:t>
+      </w:r>
+      <w:proofErr w:type="gramEnd"/>
+      <w:r>
+        <w:rPr>
+          <w:sz w:val="28"/>
+          <w:szCs w:val="28"/>
+        </w:rPr>
+        <w:t xml:space="preserve"> так и усилитель “охраны” </w:t>
       </w:r>
       <w:r>
         <w:rPr>
@@ -12597,15 +12237,7 @@
           <w:sz w:val="28"/>
           <w:szCs w:val="28"/>
         </w:rPr>
-        <w:t xml:space="preserve"> организованы </w:t>
-      </w:r>
-      <w:proofErr w:type="gramStart"/>
-      <w:r>
-        <w:rPr>
-          <w:sz w:val="28"/>
-          <w:szCs w:val="28"/>
-        </w:rPr>
-        <w:t>на  вышеупомянуто</w:t>
+        <w:t xml:space="preserve"> организованы на  вышеупомянуто</w:t>
       </w:r>
       <w:r>
         <w:rPr>
@@ -12614,7 +12246,6 @@
         </w:rPr>
         <w:t>м</w:t>
       </w:r>
-      <w:proofErr w:type="gramEnd"/>
       <w:r>
         <w:rPr>
           <w:sz w:val="28"/>
@@ -12642,13 +12273,6 @@
           <w:szCs w:val="28"/>
         </w:rPr>
         <w:t>е</w:t>
-      </w:r>
-      <w:r>
-        <w:rPr>
-          <w:sz w:val="28"/>
-          <w:szCs w:val="28"/>
-        </w:rPr>
-        <w:t xml:space="preserve"> </w:t>
       </w:r>
       <w:r>
         <w:rPr>
@@ -12691,15 +12315,7 @@
           <w:sz w:val="28"/>
           <w:szCs w:val="28"/>
         </w:rPr>
-        <w:t xml:space="preserve"> в режим формирования напряжения, и для измерения </w:t>
-      </w:r>
-      <w:r>
-        <w:rPr>
-          <w:sz w:val="28"/>
-          <w:szCs w:val="28"/>
-        </w:rPr>
-        <w:lastRenderedPageBreak/>
-        <w:t xml:space="preserve">выходного напряжения </w:t>
+        <w:t xml:space="preserve"> в режим формирования напряжения, и для измерения выходного напряжения </w:t>
       </w:r>
       <w:r>
         <w:rPr>
@@ -12795,25 +12411,7 @@
           <w:sz w:val="28"/>
           <w:szCs w:val="28"/>
         </w:rPr>
-        <w:t xml:space="preserve">Буфер 2 выполнен </w:t>
-      </w:r>
-      <w:proofErr w:type="gramStart"/>
-      <w:r>
-        <w:rPr>
-          <w:color w:val="000000"/>
-          <w:sz w:val="28"/>
-          <w:szCs w:val="28"/>
-        </w:rPr>
-        <w:t>так-же</w:t>
-      </w:r>
-      <w:proofErr w:type="gramEnd"/>
-      <w:r>
-        <w:rPr>
-          <w:color w:val="000000"/>
-          <w:sz w:val="28"/>
-          <w:szCs w:val="28"/>
-        </w:rPr>
-        <w:t xml:space="preserve"> на основе операционного усилителя TLV9152IDR. </w:t>
+        <w:t xml:space="preserve">Буфер 2 выполнен так-же на основе операционного усилителя TLV9152IDR. </w:t>
       </w:r>
       <w:r>
         <w:rPr>
@@ -13082,7 +12680,6 @@
           <w:szCs w:val="28"/>
           <w:lang w:val="ru-RU"/>
         </w:rPr>
-        <w:lastRenderedPageBreak/>
         <w:t xml:space="preserve">10 </w:t>
       </w:r>
       <w:proofErr w:type="spellStart"/>
@@ -13127,10 +12724,10 @@
           <w:noProof/>
           <w:sz w:val="28"/>
           <w:szCs w:val="28"/>
-          <w:lang w:val="ru-RU"/>
+          <w:lang w:val="be-BY" w:eastAsia="be-BY"/>
         </w:rPr>
         <w:drawing>
-          <wp:inline distT="0" distB="0" distL="0" distR="0" wp14:anchorId="061F801F" wp14:editId="487A167F">
+          <wp:inline distT="0" distB="0" distL="0" distR="0">
             <wp:extent cx="5725795" cy="7172960"/>
             <wp:effectExtent l="0" t="0" r="8255" b="8890"/>
             <wp:docPr id="7" name="Рисунок 7"/>
@@ -13150,7 +12747,7 @@
                     <a:blip r:embed="rId10">
                       <a:extLst>
                         <a:ext uri="{28A0092B-C50C-407E-A947-70E740481C1C}">
-                          <a14:useLocalDpi xmlns:a14="http://schemas.microsoft.com/office/drawing/2010/main" val="0"/>
+                          <a14:useLocalDpi xmlns:a14="http://schemas.microsoft.com/office/drawing/2010/main" xmlns:wps="http://schemas.microsoft.com/office/word/2010/wordprocessingShape" xmlns:wpi="http://schemas.microsoft.com/office/word/2010/wordprocessingInk" xmlns:wpg="http://schemas.microsoft.com/office/word/2010/wordprocessingGroup" xmlns:w16se="http://schemas.microsoft.com/office/word/2015/wordml/symex" xmlns:w16sdtdh="http://schemas.microsoft.com/office/word/2020/wordml/sdtdatahash" xmlns:w16="http://schemas.microsoft.com/office/word/2018/wordml" xmlns:w16cid="http://schemas.microsoft.com/office/word/2016/wordml/cid" xmlns:w16cex="http://schemas.microsoft.com/office/word/2018/wordml/cex" xmlns:w15="http://schemas.microsoft.com/office/word/2012/wordml" xmlns:w14="http://schemas.microsoft.com/office/word/2010/wordml" xmlns:w="http://schemas.openxmlformats.org/wordprocessingml/2006/main" xmlns:w10="urn:schemas-microsoft-com:office:word" xmlns:wp14="http://schemas.microsoft.com/office/word/2010/wordprocessingDrawing" xmlns:v="urn:schemas-microsoft-com:vml" xmlns:o="urn:schemas-microsoft-com:office:office" xmlns:am3d="http://schemas.microsoft.com/office/drawing/2017/model3d" xmlns:aink="http://schemas.microsoft.com/office/drawing/2016/ink" xmlns:mc="http://schemas.openxmlformats.org/markup-compatibility/2006" xmlns:cx8="http://schemas.microsoft.com/office/drawing/2016/5/14/chartex" xmlns:cx7="http://schemas.microsoft.com/office/drawing/2016/5/13/chartex" xmlns:cx6="http://schemas.microsoft.com/office/drawing/2016/5/12/chartex" xmlns:cx5="http://schemas.microsoft.com/office/drawing/2016/5/11/chartex" xmlns:cx4="http://schemas.microsoft.com/office/drawing/2016/5/10/chartex" xmlns:cx3="http://schemas.microsoft.com/office/drawing/2016/5/9/chartex" xmlns:cx2="http://schemas.microsoft.com/office/drawing/2015/10/21/chartex" xmlns:cx1="http://schemas.microsoft.com/office/drawing/2015/9/8/chartex" xmlns:cx="http://schemas.microsoft.com/office/drawing/2014/chartex" xmlns:wpc="http://schemas.microsoft.com/office/word/2010/wordprocessingCanvas" xmlns="" val="0"/>
                         </a:ext>
                       </a:extLst>
                     </a:blip>
@@ -13267,10 +12864,10 @@
           <w:noProof/>
           <w:sz w:val="28"/>
           <w:szCs w:val="28"/>
-          <w:lang w:val="ru-RU"/>
+          <w:lang w:val="be-BY" w:eastAsia="be-BY"/>
         </w:rPr>
         <w:drawing>
-          <wp:inline distT="0" distB="0" distL="0" distR="0" wp14:anchorId="3D3F3377" wp14:editId="24642063">
+          <wp:inline distT="0" distB="0" distL="0" distR="0">
             <wp:extent cx="1883410" cy="4311650"/>
             <wp:effectExtent l="0" t="0" r="2540" b="0"/>
             <wp:docPr id="5" name="Рисунок 5"/>
@@ -13290,7 +12887,7 @@
                     <a:blip r:embed="rId11">
                       <a:extLst>
                         <a:ext uri="{28A0092B-C50C-407E-A947-70E740481C1C}">
-                          <a14:useLocalDpi xmlns:a14="http://schemas.microsoft.com/office/drawing/2010/main" val="0"/>
+                          <a14:useLocalDpi xmlns:a14="http://schemas.microsoft.com/office/drawing/2010/main" xmlns:wps="http://schemas.microsoft.com/office/word/2010/wordprocessingShape" xmlns:wpi="http://schemas.microsoft.com/office/word/2010/wordprocessingInk" xmlns:wpg="http://schemas.microsoft.com/office/word/2010/wordprocessingGroup" xmlns:w16se="http://schemas.microsoft.com/office/word/2015/wordml/symex" xmlns:w16sdtdh="http://schemas.microsoft.com/office/word/2020/wordml/sdtdatahash" xmlns:w16="http://schemas.microsoft.com/office/word/2018/wordml" xmlns:w16cid="http://schemas.microsoft.com/office/word/2016/wordml/cid" xmlns:w16cex="http://schemas.microsoft.com/office/word/2018/wordml/cex" xmlns:w15="http://schemas.microsoft.com/office/word/2012/wordml" xmlns:w14="http://schemas.microsoft.com/office/word/2010/wordml" xmlns:w="http://schemas.openxmlformats.org/wordprocessingml/2006/main" xmlns:w10="urn:schemas-microsoft-com:office:word" xmlns:wp14="http://schemas.microsoft.com/office/word/2010/wordprocessingDrawing" xmlns:v="urn:schemas-microsoft-com:vml" xmlns:o="urn:schemas-microsoft-com:office:office" xmlns:am3d="http://schemas.microsoft.com/office/drawing/2017/model3d" xmlns:aink="http://schemas.microsoft.com/office/drawing/2016/ink" xmlns:mc="http://schemas.openxmlformats.org/markup-compatibility/2006" xmlns:cx8="http://schemas.microsoft.com/office/drawing/2016/5/14/chartex" xmlns:cx7="http://schemas.microsoft.com/office/drawing/2016/5/13/chartex" xmlns:cx6="http://schemas.microsoft.com/office/drawing/2016/5/12/chartex" xmlns:cx5="http://schemas.microsoft.com/office/drawing/2016/5/11/chartex" xmlns:cx4="http://schemas.microsoft.com/office/drawing/2016/5/10/chartex" xmlns:cx3="http://schemas.microsoft.com/office/drawing/2016/5/9/chartex" xmlns:cx2="http://schemas.microsoft.com/office/drawing/2015/10/21/chartex" xmlns:cx1="http://schemas.microsoft.com/office/drawing/2015/9/8/chartex" xmlns:cx="http://schemas.microsoft.com/office/drawing/2014/chartex" xmlns:wpc="http://schemas.microsoft.com/office/word/2010/wordprocessingCanvas" xmlns="" val="0"/>
                         </a:ext>
                       </a:extLst>
                     </a:blip>
@@ -13433,7 +13030,7 @@
 </file>
 
 <file path=word/styles.xml><?xml version="1.0" encoding="utf-8"?>
-<w:styles xmlns:mc="http://schemas.openxmlformats.org/markup-compatibility/2006" xmlns:r="http://schemas.openxmlformats.org/officeDocument/2006/relationships" xmlns:w="http://schemas.openxmlformats.org/wordprocessingml/2006/main" xmlns:w14="http://schemas.microsoft.com/office/word/2010/wordml" xmlns:w15="http://schemas.microsoft.com/office/word/2012/wordml" xmlns:w16cex="http://schemas.microsoft.com/office/word/2018/wordml/cex" xmlns:w16cid="http://schemas.microsoft.com/office/word/2016/wordml/cid" xmlns:w16="http://schemas.microsoft.com/office/word/2018/wordml" xmlns:w16sdtdh="http://schemas.microsoft.com/office/word/2020/wordml/sdtdatahash" xmlns:w16se="http://schemas.microsoft.com/office/word/2015/wordml/symex" mc:Ignorable="w14 w15 w16se w16cid w16 w16cex w16sdtdh">
+<w:styles xmlns:r="http://schemas.openxmlformats.org/officeDocument/2006/relationships" xmlns:w="http://schemas.openxmlformats.org/wordprocessingml/2006/main">
   <w:docDefaults>
     <w:rPrDefault>
       <w:rPr>
@@ -13449,387 +13046,151 @@
       </w:pPr>
     </w:pPrDefault>
   </w:docDefaults>
-  <w:latentStyles w:defLockedState="0" w:defUIPriority="99" w:defSemiHidden="0" w:defUnhideWhenUsed="0" w:defQFormat="0" w:count="376">
-    <w:lsdException w:name="Normal" w:uiPriority="0" w:qFormat="1"/>
-    <w:lsdException w:name="heading 1" w:uiPriority="9" w:qFormat="1"/>
-    <w:lsdException w:name="heading 2" w:semiHidden="1" w:uiPriority="9" w:unhideWhenUsed="1" w:qFormat="1"/>
-    <w:lsdException w:name="heading 3" w:semiHidden="1" w:uiPriority="9" w:unhideWhenUsed="1" w:qFormat="1"/>
-    <w:lsdException w:name="heading 4" w:semiHidden="1" w:uiPriority="9" w:unhideWhenUsed="1" w:qFormat="1"/>
-    <w:lsdException w:name="heading 5" w:semiHidden="1" w:uiPriority="9" w:unhideWhenUsed="1" w:qFormat="1"/>
-    <w:lsdException w:name="heading 6" w:semiHidden="1" w:uiPriority="9" w:unhideWhenUsed="1" w:qFormat="1"/>
-    <w:lsdException w:name="heading 7" w:semiHidden="1" w:uiPriority="9" w:unhideWhenUsed="1" w:qFormat="1"/>
-    <w:lsdException w:name="heading 8" w:semiHidden="1" w:uiPriority="9" w:unhideWhenUsed="1" w:qFormat="1"/>
-    <w:lsdException w:name="heading 9" w:semiHidden="1" w:uiPriority="9" w:unhideWhenUsed="1" w:qFormat="1"/>
-    <w:lsdException w:name="index 1" w:semiHidden="1" w:unhideWhenUsed="1"/>
-    <w:lsdException w:name="index 2" w:semiHidden="1" w:unhideWhenUsed="1"/>
-    <w:lsdException w:name="index 3" w:semiHidden="1" w:unhideWhenUsed="1"/>
-    <w:lsdException w:name="index 4" w:semiHidden="1" w:unhideWhenUsed="1"/>
-    <w:lsdException w:name="index 5" w:semiHidden="1" w:unhideWhenUsed="1"/>
-    <w:lsdException w:name="index 6" w:semiHidden="1" w:unhideWhenUsed="1"/>
-    <w:lsdException w:name="index 7" w:semiHidden="1" w:unhideWhenUsed="1"/>
-    <w:lsdException w:name="index 8" w:semiHidden="1" w:unhideWhenUsed="1"/>
-    <w:lsdException w:name="index 9" w:semiHidden="1" w:unhideWhenUsed="1"/>
-    <w:lsdException w:name="toc 1" w:semiHidden="1" w:uiPriority="39" w:unhideWhenUsed="1"/>
-    <w:lsdException w:name="toc 2" w:semiHidden="1" w:uiPriority="39" w:unhideWhenUsed="1"/>
-    <w:lsdException w:name="toc 3" w:semiHidden="1" w:uiPriority="39" w:unhideWhenUsed="1"/>
-    <w:lsdException w:name="toc 4" w:semiHidden="1" w:uiPriority="39" w:unhideWhenUsed="1"/>
-    <w:lsdException w:name="toc 5" w:semiHidden="1" w:uiPriority="39" w:unhideWhenUsed="1"/>
-    <w:lsdException w:name="toc 6" w:semiHidden="1" w:uiPriority="39" w:unhideWhenUsed="1"/>
-    <w:lsdException w:name="toc 7" w:semiHidden="1" w:uiPriority="39" w:unhideWhenUsed="1"/>
-    <w:lsdException w:name="toc 8" w:semiHidden="1" w:uiPriority="39" w:unhideWhenUsed="1"/>
-    <w:lsdException w:name="toc 9" w:semiHidden="1" w:uiPriority="39" w:unhideWhenUsed="1"/>
-    <w:lsdException w:name="Normal Indent" w:semiHidden="1" w:unhideWhenUsed="1"/>
-    <w:lsdException w:name="footnote text" w:semiHidden="1" w:unhideWhenUsed="1"/>
-    <w:lsdException w:name="annotation text" w:semiHidden="1" w:unhideWhenUsed="1"/>
-    <w:lsdException w:name="header" w:semiHidden="1" w:unhideWhenUsed="1"/>
-    <w:lsdException w:name="footer" w:semiHidden="1" w:unhideWhenUsed="1"/>
-    <w:lsdException w:name="index heading" w:semiHidden="1" w:unhideWhenUsed="1"/>
-    <w:lsdException w:name="caption" w:semiHidden="1" w:uiPriority="35" w:unhideWhenUsed="1" w:qFormat="1"/>
-    <w:lsdException w:name="table of figures" w:semiHidden="1" w:unhideWhenUsed="1"/>
-    <w:lsdException w:name="envelope address" w:semiHidden="1" w:unhideWhenUsed="1"/>
-    <w:lsdException w:name="envelope return" w:semiHidden="1" w:unhideWhenUsed="1"/>
-    <w:lsdException w:name="footnote reference" w:semiHidden="1" w:unhideWhenUsed="1"/>
-    <w:lsdException w:name="annotation reference" w:semiHidden="1" w:unhideWhenUsed="1"/>
-    <w:lsdException w:name="line number" w:semiHidden="1" w:unhideWhenUsed="1"/>
-    <w:lsdException w:name="page number" w:semiHidden="1" w:unhideWhenUsed="1"/>
-    <w:lsdException w:name="endnote reference" w:semiHidden="1" w:unhideWhenUsed="1"/>
-    <w:lsdException w:name="endnote text" w:semiHidden="1" w:unhideWhenUsed="1"/>
-    <w:lsdException w:name="table of authorities" w:semiHidden="1" w:unhideWhenUsed="1"/>
-    <w:lsdException w:name="macro" w:semiHidden="1" w:unhideWhenUsed="1"/>
-    <w:lsdException w:name="toa heading" w:semiHidden="1" w:unhideWhenUsed="1"/>
-    <w:lsdException w:name="List" w:semiHidden="1" w:unhideWhenUsed="1"/>
-    <w:lsdException w:name="List Bullet" w:semiHidden="1" w:unhideWhenUsed="1"/>
-    <w:lsdException w:name="List Number" w:semiHidden="1" w:unhideWhenUsed="1"/>
-    <w:lsdException w:name="List 2" w:semiHidden="1" w:unhideWhenUsed="1"/>
-    <w:lsdException w:name="List 3" w:semiHidden="1" w:unhideWhenUsed="1"/>
-    <w:lsdException w:name="List 4" w:semiHidden="1" w:unhideWhenUsed="1"/>
-    <w:lsdException w:name="List 5" w:semiHidden="1" w:unhideWhenUsed="1"/>
-    <w:lsdException w:name="List Bullet 2" w:semiHidden="1" w:unhideWhenUsed="1"/>
-    <w:lsdException w:name="List Bullet 3" w:semiHidden="1" w:unhideWhenUsed="1"/>
-    <w:lsdException w:name="List Bullet 4" w:semiHidden="1" w:unhideWhenUsed="1"/>
-    <w:lsdException w:name="List Bullet 5" w:semiHidden="1" w:unhideWhenUsed="1"/>
-    <w:lsdException w:name="List Number 2" w:semiHidden="1" w:unhideWhenUsed="1"/>
-    <w:lsdException w:name="List Number 3" w:semiHidden="1" w:unhideWhenUsed="1"/>
-    <w:lsdException w:name="List Number 4" w:semiHidden="1" w:unhideWhenUsed="1"/>
-    <w:lsdException w:name="List Number 5" w:semiHidden="1" w:unhideWhenUsed="1"/>
-    <w:lsdException w:name="Title" w:uiPriority="10" w:qFormat="1"/>
-    <w:lsdException w:name="Closing" w:semiHidden="1" w:unhideWhenUsed="1"/>
-    <w:lsdException w:name="Signature" w:semiHidden="1" w:unhideWhenUsed="1"/>
-    <w:lsdException w:name="Default Paragraph Font" w:semiHidden="1" w:uiPriority="1" w:unhideWhenUsed="1"/>
-    <w:lsdException w:name="Body Text" w:semiHidden="1" w:unhideWhenUsed="1"/>
-    <w:lsdException w:name="Body Text Indent" w:semiHidden="1" w:uiPriority="0" w:unhideWhenUsed="1"/>
-    <w:lsdException w:name="List Continue" w:semiHidden="1" w:unhideWhenUsed="1"/>
-    <w:lsdException w:name="List Continue 2" w:semiHidden="1" w:unhideWhenUsed="1"/>
-    <w:lsdException w:name="List Continue 3" w:semiHidden="1" w:unhideWhenUsed="1"/>
-    <w:lsdException w:name="List Continue 4" w:semiHidden="1" w:unhideWhenUsed="1"/>
-    <w:lsdException w:name="List Continue 5" w:semiHidden="1" w:unhideWhenUsed="1"/>
-    <w:lsdException w:name="Message Header" w:semiHidden="1" w:unhideWhenUsed="1"/>
-    <w:lsdException w:name="Subtitle" w:uiPriority="11" w:qFormat="1"/>
-    <w:lsdException w:name="Salutation" w:semiHidden="1" w:unhideWhenUsed="1"/>
-    <w:lsdException w:name="Date" w:semiHidden="1" w:unhideWhenUsed="1"/>
-    <w:lsdException w:name="Body Text First Indent" w:semiHidden="1" w:unhideWhenUsed="1"/>
-    <w:lsdException w:name="Body Text First Indent 2" w:semiHidden="1" w:unhideWhenUsed="1"/>
-    <w:lsdException w:name="Note Heading" w:semiHidden="1" w:unhideWhenUsed="1"/>
-    <w:lsdException w:name="Body Text 2" w:semiHidden="1" w:unhideWhenUsed="1"/>
-    <w:lsdException w:name="Body Text 3" w:semiHidden="1" w:unhideWhenUsed="1"/>
-    <w:lsdException w:name="Body Text Indent 2" w:semiHidden="1" w:unhideWhenUsed="1"/>
-    <w:lsdException w:name="Body Text Indent 3" w:semiHidden="1" w:uiPriority="0" w:unhideWhenUsed="1"/>
-    <w:lsdException w:name="Block Text" w:semiHidden="1" w:unhideWhenUsed="1"/>
-    <w:lsdException w:name="Hyperlink" w:semiHidden="1" w:unhideWhenUsed="1"/>
-    <w:lsdException w:name="FollowedHyperlink" w:semiHidden="1" w:unhideWhenUsed="1"/>
-    <w:lsdException w:name="Strong" w:uiPriority="22" w:qFormat="1"/>
-    <w:lsdException w:name="Emphasis" w:uiPriority="20" w:qFormat="1"/>
-    <w:lsdException w:name="Document Map" w:semiHidden="1" w:unhideWhenUsed="1"/>
-    <w:lsdException w:name="Plain Text" w:semiHidden="1" w:unhideWhenUsed="1"/>
-    <w:lsdException w:name="E-mail Signature" w:semiHidden="1" w:unhideWhenUsed="1"/>
-    <w:lsdException w:name="HTML Top of Form" w:semiHidden="1" w:unhideWhenUsed="1"/>
-    <w:lsdException w:name="HTML Bottom of Form" w:semiHidden="1" w:unhideWhenUsed="1"/>
-    <w:lsdException w:name="Normal (Web)" w:semiHidden="1" w:unhideWhenUsed="1"/>
-    <w:lsdException w:name="HTML Acronym" w:semiHidden="1" w:unhideWhenUsed="1"/>
-    <w:lsdException w:name="HTML Address" w:semiHidden="1" w:unhideWhenUsed="1"/>
-    <w:lsdException w:name="HTML Cite" w:semiHidden="1" w:unhideWhenUsed="1"/>
-    <w:lsdException w:name="HTML Code" w:semiHidden="1" w:unhideWhenUsed="1"/>
-    <w:lsdException w:name="HTML Definition" w:semiHidden="1" w:unhideWhenUsed="1"/>
-    <w:lsdException w:name="HTML Keyboard" w:semiHidden="1" w:unhideWhenUsed="1"/>
-    <w:lsdException w:name="HTML Preformatted" w:semiHidden="1" w:unhideWhenUsed="1"/>
-    <w:lsdException w:name="HTML Sample" w:semiHidden="1" w:unhideWhenUsed="1"/>
-    <w:lsdException w:name="HTML Typewriter" w:semiHidden="1" w:unhideWhenUsed="1"/>
-    <w:lsdException w:name="HTML Variable" w:semiHidden="1" w:unhideWhenUsed="1"/>
-    <w:lsdException w:name="Normal Table" w:semiHidden="1" w:unhideWhenUsed="1"/>
-    <w:lsdException w:name="annotation subject" w:semiHidden="1" w:unhideWhenUsed="1"/>
-    <w:lsdException w:name="No List" w:semiHidden="1" w:unhideWhenUsed="1"/>
-    <w:lsdException w:name="Outline List 1" w:semiHidden="1" w:unhideWhenUsed="1"/>
-    <w:lsdException w:name="Outline List 2" w:semiHidden="1" w:unhideWhenUsed="1"/>
-    <w:lsdException w:name="Outline List 3" w:semiHidden="1" w:unhideWhenUsed="1"/>
-    <w:lsdException w:name="Table Simple 1" w:semiHidden="1" w:unhideWhenUsed="1"/>
-    <w:lsdException w:name="Table Simple 2" w:semiHidden="1" w:unhideWhenUsed="1"/>
-    <w:lsdException w:name="Table Simple 3" w:semiHidden="1" w:unhideWhenUsed="1"/>
-    <w:lsdException w:name="Table Classic 1" w:semiHidden="1" w:unhideWhenUsed="1"/>
-    <w:lsdException w:name="Table Classic 2" w:semiHidden="1" w:unhideWhenUsed="1"/>
-    <w:lsdException w:name="Table Classic 3" w:semiHidden="1" w:unhideWhenUsed="1"/>
-    <w:lsdException w:name="Table Classic 4" w:semiHidden="1" w:unhideWhenUsed="1"/>
-    <w:lsdException w:name="Table Colorful 1" w:semiHidden="1" w:unhideWhenUsed="1"/>
-    <w:lsdException w:name="Table Colorful 2" w:semiHidden="1" w:unhideWhenUsed="1"/>
-    <w:lsdException w:name="Table Colorful 3" w:semiHidden="1" w:unhideWhenUsed="1"/>
-    <w:lsdException w:name="Table Columns 1" w:semiHidden="1" w:unhideWhenUsed="1"/>
-    <w:lsdException w:name="Table Columns 2" w:semiHidden="1" w:unhideWhenUsed="1"/>
-    <w:lsdException w:name="Table Columns 3" w:semiHidden="1" w:unhideWhenUsed="1"/>
-    <w:lsdException w:name="Table Columns 4" w:semiHidden="1" w:unhideWhenUsed="1"/>
-    <w:lsdException w:name="Table Columns 5" w:semiHidden="1" w:unhideWhenUsed="1"/>
-    <w:lsdException w:name="Table Grid 1" w:semiHidden="1" w:unhideWhenUsed="1"/>
-    <w:lsdException w:name="Table Grid 2" w:semiHidden="1" w:unhideWhenUsed="1"/>
-    <w:lsdException w:name="Table Grid 3" w:semiHidden="1" w:unhideWhenUsed="1"/>
-    <w:lsdException w:name="Table Grid 4" w:semiHidden="1" w:unhideWhenUsed="1"/>
-    <w:lsdException w:name="Table Grid 5" w:semiHidden="1" w:unhideWhenUsed="1"/>
-    <w:lsdException w:name="Table Grid 6" w:semiHidden="1" w:unhideWhenUsed="1"/>
-    <w:lsdException w:name="Table Grid 7" w:semiHidden="1" w:unhideWhenUsed="1"/>
-    <w:lsdException w:name="Table Grid 8" w:semiHidden="1" w:unhideWhenUsed="1"/>
-    <w:lsdException w:name="Table List 1" w:semiHidden="1" w:unhideWhenUsed="1"/>
-    <w:lsdException w:name="Table List 2" w:semiHidden="1" w:unhideWhenUsed="1"/>
-    <w:lsdException w:name="Table List 3" w:semiHidden="1" w:unhideWhenUsed="1"/>
-    <w:lsdException w:name="Table List 4" w:semiHidden="1" w:unhideWhenUsed="1"/>
-    <w:lsdException w:name="Table List 5" w:semiHidden="1" w:unhideWhenUsed="1"/>
-    <w:lsdException w:name="Table List 6" w:semiHidden="1" w:unhideWhenUsed="1"/>
-    <w:lsdException w:name="Table List 7" w:semiHidden="1" w:unhideWhenUsed="1"/>
-    <w:lsdException w:name="Table List 8" w:semiHidden="1" w:unhideWhenUsed="1"/>
-    <w:lsdException w:name="Table 3D effects 1" w:semiHidden="1" w:unhideWhenUsed="1"/>
-    <w:lsdException w:name="Table 3D effects 2" w:semiHidden="1" w:unhideWhenUsed="1"/>
-    <w:lsdException w:name="Table 3D effects 3" w:semiHidden="1" w:unhideWhenUsed="1"/>
-    <w:lsdException w:name="Table Contemporary" w:semiHidden="1" w:unhideWhenUsed="1"/>
-    <w:lsdException w:name="Table Elegant" w:semiHidden="1" w:unhideWhenUsed="1"/>
-    <w:lsdException w:name="Table Professional" w:semiHidden="1" w:unhideWhenUsed="1"/>
-    <w:lsdException w:name="Table Subtle 1" w:semiHidden="1" w:unhideWhenUsed="1"/>
-    <w:lsdException w:name="Table Subtle 2" w:semiHidden="1" w:unhideWhenUsed="1"/>
-    <w:lsdException w:name="Table Web 1" w:semiHidden="1" w:unhideWhenUsed="1"/>
-    <w:lsdException w:name="Table Web 2" w:semiHidden="1" w:unhideWhenUsed="1"/>
-    <w:lsdException w:name="Table Web 3" w:semiHidden="1" w:unhideWhenUsed="1"/>
-    <w:lsdException w:name="Balloon Text" w:semiHidden="1" w:unhideWhenUsed="1"/>
-    <w:lsdException w:name="Table Grid" w:uiPriority="39"/>
-    <w:lsdException w:name="Table Theme" w:semiHidden="1" w:unhideWhenUsed="1"/>
-    <w:lsdException w:name="Placeholder Text" w:semiHidden="1"/>
-    <w:lsdException w:name="No Spacing" w:uiPriority="1" w:qFormat="1"/>
-    <w:lsdException w:name="Light Shading" w:uiPriority="60"/>
-    <w:lsdException w:name="Light List" w:uiPriority="61"/>
-    <w:lsdException w:name="Light Grid" w:uiPriority="62"/>
-    <w:lsdException w:name="Medium Shading 1" w:uiPriority="63"/>
-    <w:lsdException w:name="Medium Shading 2" w:uiPriority="64"/>
-    <w:lsdException w:name="Medium List 1" w:uiPriority="65"/>
-    <w:lsdException w:name="Medium List 2" w:uiPriority="66"/>
-    <w:lsdException w:name="Medium Grid 1" w:uiPriority="67"/>
-    <w:lsdException w:name="Medium Grid 2" w:uiPriority="68"/>
-    <w:lsdException w:name="Medium Grid 3" w:uiPriority="69"/>
-    <w:lsdException w:name="Dark List" w:uiPriority="70"/>
-    <w:lsdException w:name="Colorful Shading" w:uiPriority="71"/>
-    <w:lsdException w:name="Colorful List" w:uiPriority="72"/>
-    <w:lsdException w:name="Colorful Grid" w:uiPriority="73"/>
-    <w:lsdException w:name="Light Shading Accent 1" w:uiPriority="60"/>
-    <w:lsdException w:name="Light List Accent 1" w:uiPriority="61"/>
-    <w:lsdException w:name="Light Grid Accent 1" w:uiPriority="62"/>
-    <w:lsdException w:name="Medium Shading 1 Accent 1" w:uiPriority="63"/>
-    <w:lsdException w:name="Medium Shading 2 Accent 1" w:uiPriority="64"/>
-    <w:lsdException w:name="Medium List 1 Accent 1" w:uiPriority="65"/>
-    <w:lsdException w:name="Revision" w:semiHidden="1"/>
-    <w:lsdException w:name="List Paragraph" w:uiPriority="34" w:qFormat="1"/>
-    <w:lsdException w:name="Quote" w:uiPriority="29" w:qFormat="1"/>
-    <w:lsdException w:name="Intense Quote" w:uiPriority="30" w:qFormat="1"/>
-    <w:lsdException w:name="Medium List 2 Accent 1" w:uiPriority="66"/>
-    <w:lsdException w:name="Medium Grid 1 Accent 1" w:uiPriority="67"/>
-    <w:lsdException w:name="Medium Grid 2 Accent 1" w:uiPriority="68"/>
-    <w:lsdException w:name="Medium Grid 3 Accent 1" w:uiPriority="69"/>
-    <w:lsdException w:name="Dark List Accent 1" w:uiPriority="70"/>
-    <w:lsdException w:name="Colorful Shading Accent 1" w:uiPriority="71"/>
-    <w:lsdException w:name="Colorful List Accent 1" w:uiPriority="72"/>
-    <w:lsdException w:name="Colorful Grid Accent 1" w:uiPriority="73"/>
-    <w:lsdException w:name="Light Shading Accent 2" w:uiPriority="60"/>
-    <w:lsdException w:name="Light List Accent 2" w:uiPriority="61"/>
-    <w:lsdException w:name="Light Grid Accent 2" w:uiPriority="62"/>
-    <w:lsdException w:name="Medium Shading 1 Accent 2" w:uiPriority="63"/>
-    <w:lsdException w:name="Medium Shading 2 Accent 2" w:uiPriority="64"/>
-    <w:lsdException w:name="Medium List 1 Accent 2" w:uiPriority="65"/>
-    <w:lsdException w:name="Medium List 2 Accent 2" w:uiPriority="66"/>
-    <w:lsdException w:name="Medium Grid 1 Accent 2" w:uiPriority="67"/>
-    <w:lsdException w:name="Medium Grid 2 Accent 2" w:uiPriority="68"/>
-    <w:lsdException w:name="Medium Grid 3 Accent 2" w:uiPriority="69"/>
-    <w:lsdException w:name="Dark List Accent 2" w:uiPriority="70"/>
-    <w:lsdException w:name="Colorful Shading Accent 2" w:uiPriority="71"/>
-    <w:lsdException w:name="Colorful List Accent 2" w:uiPriority="72"/>
-    <w:lsdException w:name="Colorful Grid Accent 2" w:uiPriority="73"/>
-    <w:lsdException w:name="Light Shading Accent 3" w:uiPriority="60"/>
-    <w:lsdException w:name="Light List Accent 3" w:uiPriority="61"/>
-    <w:lsdException w:name="Light Grid Accent 3" w:uiPriority="62"/>
-    <w:lsdException w:name="Medium Shading 1 Accent 3" w:uiPriority="63"/>
-    <w:lsdException w:name="Medium Shading 2 Accent 3" w:uiPriority="64"/>
-    <w:lsdException w:name="Medium List 1 Accent 3" w:uiPriority="65"/>
-    <w:lsdException w:name="Medium List 2 Accent 3" w:uiPriority="66"/>
-    <w:lsdException w:name="Medium Grid 1 Accent 3" w:uiPriority="67"/>
-    <w:lsdException w:name="Medium Grid 2 Accent 3" w:uiPriority="68"/>
-    <w:lsdException w:name="Medium Grid 3 Accent 3" w:uiPriority="69"/>
-    <w:lsdException w:name="Dark List Accent 3" w:uiPriority="70"/>
-    <w:lsdException w:name="Colorful Shading Accent 3" w:uiPriority="71"/>
-    <w:lsdException w:name="Colorful List Accent 3" w:uiPriority="72"/>
-    <w:lsdException w:name="Colorful Grid Accent 3" w:uiPriority="73"/>
-    <w:lsdException w:name="Light Shading Accent 4" w:uiPriority="60"/>
-    <w:lsdException w:name="Light List Accent 4" w:uiPriority="61"/>
-    <w:lsdException w:name="Light Grid Accent 4" w:uiPriority="62"/>
-    <w:lsdException w:name="Medium Shading 1 Accent 4" w:uiPriority="63"/>
-    <w:lsdException w:name="Medium Shading 2 Accent 4" w:uiPriority="64"/>
-    <w:lsdException w:name="Medium List 1 Accent 4" w:uiPriority="65"/>
-    <w:lsdException w:name="Medium List 2 Accent 4" w:uiPriority="66"/>
-    <w:lsdException w:name="Medium Grid 1 Accent 4" w:uiPriority="67"/>
-    <w:lsdException w:name="Medium Grid 2 Accent 4" w:uiPriority="68"/>
-    <w:lsdException w:name="Medium Grid 3 Accent 4" w:uiPriority="69"/>
-    <w:lsdException w:name="Dark List Accent 4" w:uiPriority="70"/>
-    <w:lsdException w:name="Colorful Shading Accent 4" w:uiPriority="71"/>
-    <w:lsdException w:name="Colorful List Accent 4" w:uiPriority="72"/>
-    <w:lsdException w:name="Colorful Grid Accent 4" w:uiPriority="73"/>
-    <w:lsdException w:name="Light Shading Accent 5" w:uiPriority="60"/>
-    <w:lsdException w:name="Light List Accent 5" w:uiPriority="61"/>
-    <w:lsdException w:name="Light Grid Accent 5" w:uiPriority="62"/>
-    <w:lsdException w:name="Medium Shading 1 Accent 5" w:uiPriority="63"/>
-    <w:lsdException w:name="Medium Shading 2 Accent 5" w:uiPriority="64"/>
-    <w:lsdException w:name="Medium List 1 Accent 5" w:uiPriority="65"/>
-    <w:lsdException w:name="Medium List 2 Accent 5" w:uiPriority="66"/>
-    <w:lsdException w:name="Medium Grid 1 Accent 5" w:uiPriority="67"/>
-    <w:lsdException w:name="Medium Grid 2 Accent 5" w:uiPriority="68"/>
-    <w:lsdException w:name="Medium Grid 3 Accent 5" w:uiPriority="69"/>
-    <w:lsdException w:name="Dark List Accent 5" w:uiPriority="70"/>
-    <w:lsdException w:name="Colorful Shading Accent 5" w:uiPriority="71"/>
-    <w:lsdException w:name="Colorful List Accent 5" w:uiPriority="72"/>
-    <w:lsdException w:name="Colorful Grid Accent 5" w:uiPriority="73"/>
-    <w:lsdException w:name="Light Shading Accent 6" w:uiPriority="60"/>
-    <w:lsdException w:name="Light List Accent 6" w:uiPriority="61"/>
-    <w:lsdException w:name="Light Grid Accent 6" w:uiPriority="62"/>
-    <w:lsdException w:name="Medium Shading 1 Accent 6" w:uiPriority="63"/>
-    <w:lsdException w:name="Medium Shading 2 Accent 6" w:uiPriority="64"/>
-    <w:lsdException w:name="Medium List 1 Accent 6" w:uiPriority="65"/>
-    <w:lsdException w:name="Medium List 2 Accent 6" w:uiPriority="66"/>
-    <w:lsdException w:name="Medium Grid 1 Accent 6" w:uiPriority="67"/>
-    <w:lsdException w:name="Medium Grid 2 Accent 6" w:uiPriority="68"/>
-    <w:lsdException w:name="Medium Grid 3 Accent 6" w:uiPriority="69"/>
-    <w:lsdException w:name="Dark List Accent 6" w:uiPriority="70"/>
-    <w:lsdException w:name="Colorful Shading Accent 6" w:uiPriority="71"/>
-    <w:lsdException w:name="Colorful List Accent 6" w:uiPriority="72"/>
-    <w:lsdException w:name="Colorful Grid Accent 6" w:uiPriority="73"/>
-    <w:lsdException w:name="Subtle Emphasis" w:uiPriority="19" w:qFormat="1"/>
-    <w:lsdException w:name="Intense Emphasis" w:uiPriority="21" w:qFormat="1"/>
-    <w:lsdException w:name="Subtle Reference" w:uiPriority="31" w:qFormat="1"/>
-    <w:lsdException w:name="Intense Reference" w:uiPriority="32" w:qFormat="1"/>
-    <w:lsdException w:name="Book Title" w:uiPriority="33" w:qFormat="1"/>
-    <w:lsdException w:name="Bibliography" w:semiHidden="1" w:uiPriority="37" w:unhideWhenUsed="1"/>
-    <w:lsdException w:name="TOC Heading" w:semiHidden="1" w:uiPriority="39" w:unhideWhenUsed="1" w:qFormat="1"/>
-    <w:lsdException w:name="Plain Table 1" w:uiPriority="41"/>
-    <w:lsdException w:name="Plain Table 2" w:uiPriority="42"/>
-    <w:lsdException w:name="Plain Table 3" w:uiPriority="43"/>
-    <w:lsdException w:name="Plain Table 4" w:uiPriority="44"/>
-    <w:lsdException w:name="Plain Table 5" w:uiPriority="45"/>
-    <w:lsdException w:name="Grid Table Light" w:uiPriority="40"/>
-    <w:lsdException w:name="Grid Table 1 Light" w:uiPriority="46"/>
-    <w:lsdException w:name="Grid Table 2" w:uiPriority="47"/>
-    <w:lsdException w:name="Grid Table 3" w:uiPriority="48"/>
-    <w:lsdException w:name="Grid Table 4" w:uiPriority="49"/>
-    <w:lsdException w:name="Grid Table 5 Dark" w:uiPriority="50"/>
-    <w:lsdException w:name="Grid Table 6 Colorful" w:uiPriority="51"/>
-    <w:lsdException w:name="Grid Table 7 Colorful" w:uiPriority="52"/>
-    <w:lsdException w:name="Grid Table 1 Light Accent 1" w:uiPriority="46"/>
-    <w:lsdException w:name="Grid Table 2 Accent 1" w:uiPriority="47"/>
-    <w:lsdException w:name="Grid Table 3 Accent 1" w:uiPriority="48"/>
-    <w:lsdException w:name="Grid Table 4 Accent 1" w:uiPriority="49"/>
-    <w:lsdException w:name="Grid Table 5 Dark Accent 1" w:uiPriority="50"/>
-    <w:lsdException w:name="Grid Table 6 Colorful Accent 1" w:uiPriority="51"/>
-    <w:lsdException w:name="Grid Table 7 Colorful Accent 1" w:uiPriority="52"/>
-    <w:lsdException w:name="Grid Table 1 Light Accent 2" w:uiPriority="46"/>
-    <w:lsdException w:name="Grid Table 2 Accent 2" w:uiPriority="47"/>
-    <w:lsdException w:name="Grid Table 3 Accent 2" w:uiPriority="48"/>
-    <w:lsdException w:name="Grid Table 4 Accent 2" w:uiPriority="49"/>
-    <w:lsdException w:name="Grid Table 5 Dark Accent 2" w:uiPriority="50"/>
-    <w:lsdException w:name="Grid Table 6 Colorful Accent 2" w:uiPriority="51"/>
-    <w:lsdException w:name="Grid Table 7 Colorful Accent 2" w:uiPriority="52"/>
-    <w:lsdException w:name="Grid Table 1 Light Accent 3" w:uiPriority="46"/>
-    <w:lsdException w:name="Grid Table 2 Accent 3" w:uiPriority="47"/>
-    <w:lsdException w:name="Grid Table 3 Accent 3" w:uiPriority="48"/>
-    <w:lsdException w:name="Grid Table 4 Accent 3" w:uiPriority="49"/>
-    <w:lsdException w:name="Grid Table 5 Dark Accent 3" w:uiPriority="50"/>
-    <w:lsdException w:name="Grid Table 6 Colorful Accent 3" w:uiPriority="51"/>
-    <w:lsdException w:name="Grid Table 7 Colorful Accent 3" w:uiPriority="52"/>
-    <w:lsdException w:name="Grid Table 1 Light Accent 4" w:uiPriority="46"/>
-    <w:lsdException w:name="Grid Table 2 Accent 4" w:uiPriority="47"/>
-    <w:lsdException w:name="Grid Table 3 Accent 4" w:uiPriority="48"/>
-    <w:lsdException w:name="Grid Table 4 Accent 4" w:uiPriority="49"/>
-    <w:lsdException w:name="Grid Table 5 Dark Accent 4" w:uiPriority="50"/>
-    <w:lsdException w:name="Grid Table 6 Colorful Accent 4" w:uiPriority="51"/>
-    <w:lsdException w:name="Grid Table 7 Colorful Accent 4" w:uiPriority="52"/>
-    <w:lsdException w:name="Grid Table 1 Light Accent 5" w:uiPriority="46"/>
-    <w:lsdException w:name="Grid Table 2 Accent 5" w:uiPriority="47"/>
-    <w:lsdException w:name="Grid Table 3 Accent 5" w:uiPriority="48"/>
-    <w:lsdException w:name="Grid Table 4 Accent 5" w:uiPriority="49"/>
-    <w:lsdException w:name="Grid Table 5 Dark Accent 5" w:uiPriority="50"/>
-    <w:lsdException w:name="Grid Table 6 Colorful Accent 5" w:uiPriority="51"/>
-    <w:lsdException w:name="Grid Table 7 Colorful Accent 5" w:uiPriority="52"/>
-    <w:lsdException w:name="Grid Table 1 Light Accent 6" w:uiPriority="46"/>
-    <w:lsdException w:name="Grid Table 2 Accent 6" w:uiPriority="47"/>
-    <w:lsdException w:name="Grid Table 3 Accent 6" w:uiPriority="48"/>
-    <w:lsdException w:name="Grid Table 4 Accent 6" w:uiPriority="49"/>
-    <w:lsdException w:name="Grid Table 5 Dark Accent 6" w:uiPriority="50"/>
-    <w:lsdException w:name="Grid Table 6 Colorful Accent 6" w:uiPriority="51"/>
-    <w:lsdException w:name="Grid Table 7 Colorful Accent 6" w:uiPriority="52"/>
-    <w:lsdException w:name="List Table 1 Light" w:uiPriority="46"/>
-    <w:lsdException w:name="List Table 2" w:uiPriority="47"/>
-    <w:lsdException w:name="List Table 3" w:uiPriority="48"/>
-    <w:lsdException w:name="List Table 4" w:uiPriority="49"/>
-    <w:lsdException w:name="List Table 5 Dark" w:uiPriority="50"/>
-    <w:lsdException w:name="List Table 6 Colorful" w:uiPriority="51"/>
-    <w:lsdException w:name="List Table 7 Colorful" w:uiPriority="52"/>
-    <w:lsdException w:name="List Table 1 Light Accent 1" w:uiPriority="46"/>
-    <w:lsdException w:name="List Table 2 Accent 1" w:uiPriority="47"/>
-    <w:lsdException w:name="List Table 3 Accent 1" w:uiPriority="48"/>
-    <w:lsdException w:name="List Table 4 Accent 1" w:uiPriority="49"/>
-    <w:lsdException w:name="List Table 5 Dark Accent 1" w:uiPriority="50"/>
-    <w:lsdException w:name="List Table 6 Colorful Accent 1" w:uiPriority="51"/>
-    <w:lsdException w:name="List Table 7 Colorful Accent 1" w:uiPriority="52"/>
-    <w:lsdException w:name="List Table 1 Light Accent 2" w:uiPriority="46"/>
-    <w:lsdException w:name="List Table 2 Accent 2" w:uiPriority="47"/>
-    <w:lsdException w:name="List Table 3 Accent 2" w:uiPriority="48"/>
-    <w:lsdException w:name="List Table 4 Accent 2" w:uiPriority="49"/>
-    <w:lsdException w:name="List Table 5 Dark Accent 2" w:uiPriority="50"/>
-    <w:lsdException w:name="List Table 6 Colorful Accent 2" w:uiPriority="51"/>
-    <w:lsdException w:name="List Table 7 Colorful Accent 2" w:uiPriority="52"/>
-    <w:lsdException w:name="List Table 1 Light Accent 3" w:uiPriority="46"/>
-    <w:lsdException w:name="List Table 2 Accent 3" w:uiPriority="47"/>
-    <w:lsdException w:name="List Table 3 Accent 3" w:uiPriority="48"/>
-    <w:lsdException w:name="List Table 4 Accent 3" w:uiPriority="49"/>
-    <w:lsdException w:name="List Table 5 Dark Accent 3" w:uiPriority="50"/>
-    <w:lsdException w:name="List Table 6 Colorful Accent 3" w:uiPriority="51"/>
-    <w:lsdException w:name="List Table 7 Colorful Accent 3" w:uiPriority="52"/>
-    <w:lsdException w:name="List Table 1 Light Accent 4" w:uiPriority="46"/>
-    <w:lsdException w:name="List Table 2 Accent 4" w:uiPriority="47"/>
-    <w:lsdException w:name="List Table 3 Accent 4" w:uiPriority="48"/>
-    <w:lsdException w:name="List Table 4 Accent 4" w:uiPriority="49"/>
-    <w:lsdException w:name="List Table 5 Dark Accent 4" w:uiPriority="50"/>
-    <w:lsdException w:name="List Table 6 Colorful Accent 4" w:uiPriority="51"/>
-    <w:lsdException w:name="List Table 7 Colorful Accent 4" w:uiPriority="52"/>
-    <w:lsdException w:name="List Table 1 Light Accent 5" w:uiPriority="46"/>
-    <w:lsdException w:name="List Table 2 Accent 5" w:uiPriority="47"/>
-    <w:lsdException w:name="List Table 3 Accent 5" w:uiPriority="48"/>
-    <w:lsdException w:name="List Table 4 Accent 5" w:uiPriority="49"/>
-    <w:lsdException w:name="List Table 5 Dark Accent 5" w:uiPriority="50"/>
-    <w:lsdException w:name="List Table 6 Colorful Accent 5" w:uiPriority="51"/>
-    <w:lsdException w:name="List Table 7 Colorful Accent 5" w:uiPriority="52"/>
-    <w:lsdException w:name="List Table 1 Light Accent 6" w:uiPriority="46"/>
-    <w:lsdException w:name="List Table 2 Accent 6" w:uiPriority="47"/>
-    <w:lsdException w:name="List Table 3 Accent 6" w:uiPriority="48"/>
-    <w:lsdException w:name="List Table 4 Accent 6" w:uiPriority="49"/>
-    <w:lsdException w:name="List Table 5 Dark Accent 6" w:uiPriority="50"/>
-    <w:lsdException w:name="List Table 6 Colorful Accent 6" w:uiPriority="51"/>
-    <w:lsdException w:name="List Table 7 Colorful Accent 6" w:uiPriority="52"/>
-    <w:lsdException w:name="Mention" w:semiHidden="1" w:unhideWhenUsed="1"/>
-    <w:lsdException w:name="Smart Hyperlink" w:semiHidden="1" w:unhideWhenUsed="1"/>
-    <w:lsdException w:name="Hashtag" w:semiHidden="1" w:unhideWhenUsed="1"/>
-    <w:lsdException w:name="Unresolved Mention" w:semiHidden="1" w:unhideWhenUsed="1"/>
-    <w:lsdException w:name="Smart Link" w:semiHidden="1" w:unhideWhenUsed="1"/>
+  <w:latentStyles w:defLockedState="0" w:defUIPriority="99" w:defSemiHidden="1" w:defUnhideWhenUsed="1" w:defQFormat="0" w:count="267">
+    <w:lsdException w:name="Normal" w:semiHidden="0" w:uiPriority="0" w:unhideWhenUsed="0" w:qFormat="1"/>
+    <w:lsdException w:name="heading 1" w:semiHidden="0" w:uiPriority="9" w:unhideWhenUsed="0" w:qFormat="1"/>
+    <w:lsdException w:name="heading 2" w:uiPriority="9" w:qFormat="1"/>
+    <w:lsdException w:name="heading 3" w:uiPriority="9" w:qFormat="1"/>
+    <w:lsdException w:name="heading 4" w:uiPriority="9" w:qFormat="1"/>
+    <w:lsdException w:name="heading 5" w:uiPriority="9" w:qFormat="1"/>
+    <w:lsdException w:name="heading 6" w:uiPriority="9" w:qFormat="1"/>
+    <w:lsdException w:name="heading 7" w:uiPriority="9" w:qFormat="1"/>
+    <w:lsdException w:name="heading 8" w:uiPriority="9" w:qFormat="1"/>
+    <w:lsdException w:name="heading 9" w:uiPriority="9" w:qFormat="1"/>
+    <w:lsdException w:name="toc 1" w:uiPriority="39"/>
+    <w:lsdException w:name="toc 2" w:uiPriority="39"/>
+    <w:lsdException w:name="toc 3" w:uiPriority="39"/>
+    <w:lsdException w:name="toc 4" w:uiPriority="39"/>
+    <w:lsdException w:name="toc 5" w:uiPriority="39"/>
+    <w:lsdException w:name="toc 6" w:uiPriority="39"/>
+    <w:lsdException w:name="toc 7" w:uiPriority="39"/>
+    <w:lsdException w:name="toc 8" w:uiPriority="39"/>
+    <w:lsdException w:name="toc 9" w:uiPriority="39"/>
+    <w:lsdException w:name="caption" w:uiPriority="35" w:qFormat="1"/>
+    <w:lsdException w:name="Title" w:semiHidden="0" w:uiPriority="10" w:unhideWhenUsed="0" w:qFormat="1"/>
+    <w:lsdException w:name="Default Paragraph Font" w:uiPriority="1"/>
+    <w:lsdException w:name="Body Text Indent" w:uiPriority="0"/>
+    <w:lsdException w:name="Subtitle" w:semiHidden="0" w:uiPriority="11" w:unhideWhenUsed="0" w:qFormat="1"/>
+    <w:lsdException w:name="Body Text Indent 3" w:uiPriority="0"/>
+    <w:lsdException w:name="Strong" w:semiHidden="0" w:uiPriority="22" w:unhideWhenUsed="0" w:qFormat="1"/>
+    <w:lsdException w:name="Emphasis" w:semiHidden="0" w:uiPriority="20" w:unhideWhenUsed="0" w:qFormat="1"/>
+    <w:lsdException w:name="Table Grid" w:semiHidden="0" w:uiPriority="39" w:unhideWhenUsed="0"/>
+    <w:lsdException w:name="Placeholder Text" w:unhideWhenUsed="0"/>
+    <w:lsdException w:name="No Spacing" w:semiHidden="0" w:uiPriority="1" w:unhideWhenUsed="0" w:qFormat="1"/>
+    <w:lsdException w:name="Light Shading" w:semiHidden="0" w:uiPriority="60" w:unhideWhenUsed="0"/>
+    <w:lsdException w:name="Light List" w:semiHidden="0" w:uiPriority="61" w:unhideWhenUsed="0"/>
+    <w:lsdException w:name="Light Grid" w:semiHidden="0" w:uiPriority="62" w:unhideWhenUsed="0"/>
+    <w:lsdException w:name="Medium Shading 1" w:semiHidden="0" w:uiPriority="63" w:unhideWhenUsed="0"/>
+    <w:lsdException w:name="Medium Shading 2" w:semiHidden="0" w:uiPriority="64" w:unhideWhenUsed="0"/>
+    <w:lsdException w:name="Medium List 1" w:semiHidden="0" w:uiPriority="65" w:unhideWhenUsed="0"/>
+    <w:lsdException w:name="Medium List 2" w:semiHidden="0" w:uiPriority="66" w:unhideWhenUsed="0"/>
+    <w:lsdException w:name="Medium Grid 1" w:semiHidden="0" w:uiPriority="67" w:unhideWhenUsed="0"/>
+    <w:lsdException w:name="Medium Grid 2" w:semiHidden="0" w:uiPriority="68" w:unhideWhenUsed="0"/>
+    <w:lsdException w:name="Medium Grid 3" w:semiHidden="0" w:uiPriority="69" w:unhideWhenUsed="0"/>
+    <w:lsdException w:name="Dark List" w:semiHidden="0" w:uiPriority="70" w:unhideWhenUsed="0"/>
+    <w:lsdException w:name="Colorful Shading" w:semiHidden="0" w:uiPriority="71" w:unhideWhenUsed="0"/>
+    <w:lsdException w:name="Colorful List" w:semiHidden="0" w:uiPriority="72" w:unhideWhenUsed="0"/>
+    <w:lsdException w:name="Colorful Grid" w:semiHidden="0" w:uiPriority="73" w:unhideWhenUsed="0"/>
+    <w:lsdException w:name="Light Shading Accent 1" w:semiHidden="0" w:uiPriority="60" w:unhideWhenUsed="0"/>
+    <w:lsdException w:name="Light List Accent 1" w:semiHidden="0" w:uiPriority="61" w:unhideWhenUsed="0"/>
+    <w:lsdException w:name="Light Grid Accent 1" w:semiHidden="0" w:uiPriority="62" w:unhideWhenUsed="0"/>
+    <w:lsdException w:name="Medium Shading 1 Accent 1" w:semiHidden="0" w:uiPriority="63" w:unhideWhenUsed="0"/>
+    <w:lsdException w:name="Medium Shading 2 Accent 1" w:semiHidden="0" w:uiPriority="64" w:unhideWhenUsed="0"/>
+    <w:lsdException w:name="Medium List 1 Accent 1" w:semiHidden="0" w:uiPriority="65" w:unhideWhenUsed="0"/>
+    <w:lsdException w:name="Revision" w:unhideWhenUsed="0"/>
+    <w:lsdException w:name="List Paragraph" w:semiHidden="0" w:uiPriority="34" w:unhideWhenUsed="0" w:qFormat="1"/>
+    <w:lsdException w:name="Quote" w:semiHidden="0" w:uiPriority="29" w:unhideWhenUsed="0" w:qFormat="1"/>
+    <w:lsdException w:name="Intense Quote" w:semiHidden="0" w:uiPriority="30" w:unhideWhenUsed="0" w:qFormat="1"/>
+    <w:lsdException w:name="Medium List 2 Accent 1" w:semiHidden="0" w:uiPriority="66" w:unhideWhenUsed="0"/>
+    <w:lsdException w:name="Medium Grid 1 Accent 1" w:semiHidden="0" w:uiPriority="67" w:unhideWhenUsed="0"/>
+    <w:lsdException w:name="Medium Grid 2 Accent 1" w:semiHidden="0" w:uiPriority="68" w:unhideWhenUsed="0"/>
+    <w:lsdException w:name="Medium Grid 3 Accent 1" w:semiHidden="0" w:uiPriority="69" w:unhideWhenUsed="0"/>
+    <w:lsdException w:name="Dark List Accent 1" w:semiHidden="0" w:uiPriority="70" w:unhideWhenUsed="0"/>
+    <w:lsdException w:name="Colorful Shading Accent 1" w:semiHidden="0" w:uiPriority="71" w:unhideWhenUsed="0"/>
+    <w:lsdException w:name="Colorful List Accent 1" w:semiHidden="0" w:uiPriority="72" w:unhideWhenUsed="0"/>
+    <w:lsdException w:name="Colorful Grid Accent 1" w:semiHidden="0" w:uiPriority="73" w:unhideWhenUsed="0"/>
+    <w:lsdException w:name="Light Shading Accent 2" w:semiHidden="0" w:uiPriority="60" w:unhideWhenUsed="0"/>
+    <w:lsdException w:name="Light List Accent 2" w:semiHidden="0" w:uiPriority="61" w:unhideWhenUsed="0"/>
+    <w:lsdException w:name="Light Grid Accent 2" w:semiHidden="0" w:uiPriority="62" w:unhideWhenUsed="0"/>
+    <w:lsdException w:name="Medium Shading 1 Accent 2" w:semiHidden="0" w:uiPriority="63" w:unhideWhenUsed="0"/>
+    <w:lsdException w:name="Medium Shading 2 Accent 2" w:semiHidden="0" w:uiPriority="64" w:unhideWhenUsed="0"/>
+    <w:lsdException w:name="Medium List 1 Accent 2" w:semiHidden="0" w:uiPriority="65" w:unhideWhenUsed="0"/>
+    <w:lsdException w:name="Medium List 2 Accent 2" w:semiHidden="0" w:uiPriority="66" w:unhideWhenUsed="0"/>
+    <w:lsdException w:name="Medium Grid 1 Accent 2" w:semiHidden="0" w:uiPriority="67" w:unhideWhenUsed="0"/>
+    <w:lsdException w:name="Medium Grid 2 Accent 2" w:semiHidden="0" w:uiPriority="68" w:unhideWhenUsed="0"/>
+    <w:lsdException w:name="Medium Grid 3 Accent 2" w:semiHidden="0" w:uiPriority="69" w:unhideWhenUsed="0"/>
+    <w:lsdException w:name="Dark List Accent 2" w:semiHidden="0" w:uiPriority="70" w:unhideWhenUsed="0"/>
+    <w:lsdException w:name="Colorful Shading Accent 2" w:semiHidden="0" w:uiPriority="71" w:unhideWhenUsed="0"/>
+    <w:lsdException w:name="Colorful List Accent 2" w:semiHidden="0" w:uiPriority="72" w:unhideWhenUsed="0"/>
+    <w:lsdException w:name="Colorful Grid Accent 2" w:semiHidden="0" w:uiPriority="73" w:unhideWhenUsed="0"/>
+    <w:lsdException w:name="Light Shading Accent 3" w:semiHidden="0" w:uiPriority="60" w:unhideWhenUsed="0"/>
+    <w:lsdException w:name="Light List Accent 3" w:semiHidden="0" w:uiPriority="61" w:unhideWhenUsed="0"/>
+    <w:lsdException w:name="Light Grid Accent 3" w:semiHidden="0" w:uiPriority="62" w:unhideWhenUsed="0"/>
+    <w:lsdException w:name="Medium Shading 1 Accent 3" w:semiHidden="0" w:uiPriority="63" w:unhideWhenUsed="0"/>
+    <w:lsdException w:name="Medium Shading 2 Accent 3" w:semiHidden="0" w:uiPriority="64" w:unhideWhenUsed="0"/>
+    <w:lsdException w:name="Medium List 1 Accent 3" w:semiHidden="0" w:uiPriority="65" w:unhideWhenUsed="0"/>
+    <w:lsdException w:name="Medium List 2 Accent 3" w:semiHidden="0" w:uiPriority="66" w:unhideWhenUsed="0"/>
+    <w:lsdException w:name="Medium Grid 1 Accent 3" w:semiHidden="0" w:uiPriority="67" w:unhideWhenUsed="0"/>
+    <w:lsdException w:name="Medium Grid 2 Accent 3" w:semiHidden="0" w:uiPriority="68" w:unhideWhenUsed="0"/>
+    <w:lsdException w:name="Medium Grid 3 Accent 3" w:semiHidden="0" w:uiPriority="69" w:unhideWhenUsed="0"/>
+    <w:lsdException w:name="Dark List Accent 3" w:semiHidden="0" w:uiPriority="70" w:unhideWhenUsed="0"/>
+    <w:lsdException w:name="Colorful Shading Accent 3" w:semiHidden="0" w:uiPriority="71" w:unhideWhenUsed="0"/>
+    <w:lsdException w:name="Colorful List Accent 3" w:semiHidden="0" w:uiPriority="72" w:unhideWhenUsed="0"/>
+    <w:lsdException w:name="Colorful Grid Accent 3" w:semiHidden="0" w:uiPriority="73" w:unhideWhenUsed="0"/>
+    <w:lsdException w:name="Light Shading Accent 4" w:semiHidden="0" w:uiPriority="60" w:unhideWhenUsed="0"/>
+    <w:lsdException w:name="Light List Accent 4" w:semiHidden="0" w:uiPriority="61" w:unhideWhenUsed="0"/>
+    <w:lsdException w:name="Light Grid Accent 4" w:semiHidden="0" w:uiPriority="62" w:unhideWhenUsed="0"/>
+    <w:lsdException w:name="Medium Shading 1 Accent 4" w:semiHidden="0" w:uiPriority="63" w:unhideWhenUsed="0"/>
+    <w:lsdException w:name="Medium Shading 2 Accent 4" w:semiHidden="0" w:uiPriority="64" w:unhideWhenUsed="0"/>
+    <w:lsdException w:name="Medium List 1 Accent 4" w:semiHidden="0" w:uiPriority="65" w:unhideWhenUsed="0"/>
+    <w:lsdException w:name="Medium List 2 Accent 4" w:semiHidden="0" w:uiPriority="66" w:unhideWhenUsed="0"/>
+    <w:lsdException w:name="Medium Grid 1 Accent 4" w:semiHidden="0" w:uiPriority="67" w:unhideWhenUsed="0"/>
+    <w:lsdException w:name="Medium Grid 2 Accent 4" w:semiHidden="0" w:uiPriority="68" w:unhideWhenUsed="0"/>
+    <w:lsdException w:name="Medium Grid 3 Accent 4" w:semiHidden="0" w:uiPriority="69" w:unhideWhenUsed="0"/>
+    <w:lsdException w:name="Dark List Accent 4" w:semiHidden="0" w:uiPriority="70" w:unhideWhenUsed="0"/>
+    <w:lsdException w:name="Colorful Shading Accent 4" w:semiHidden="0" w:uiPriority="71" w:unhideWhenUsed="0"/>
+    <w:lsdException w:name="Colorful List Accent 4" w:semiHidden="0" w:uiPriority="72" w:unhideWhenUsed="0"/>
+    <w:lsdException w:name="Colorful Grid Accent 4" w:semiHidden="0" w:uiPriority="73" w:unhideWhenUsed="0"/>
+    <w:lsdException w:name="Light Shading Accent 5" w:semiHidden="0" w:uiPriority="60" w:unhideWhenUsed="0"/>
+    <w:lsdException w:name="Light List Accent 5" w:semiHidden="0" w:uiPriority="61" w:unhideWhenUsed="0"/>
+    <w:lsdException w:name="Light Grid Accent 5" w:semiHidden="0" w:uiPriority="62" w:unhideWhenUsed="0"/>
+    <w:lsdException w:name="Medium Shading 1 Accent 5" w:semiHidden="0" w:uiPriority="63" w:unhideWhenUsed="0"/>
+    <w:lsdException w:name="Medium Shading 2 Accent 5" w:semiHidden="0" w:uiPriority="64" w:unhideWhenUsed="0"/>
+    <w:lsdException w:name="Medium List 1 Accent 5" w:semiHidden="0" w:uiPriority="65" w:unhideWhenUsed="0"/>
+    <w:lsdException w:name="Medium List 2 Accent 5" w:semiHidden="0" w:uiPriority="66" w:unhideWhenUsed="0"/>
+    <w:lsdException w:name="Medium Grid 1 Accent 5" w:semiHidden="0" w:uiPriority="67" w:unhideWhenUsed="0"/>
+    <w:lsdException w:name="Medium Grid 2 Accent 5" w:semiHidden="0" w:uiPriority="68" w:unhideWhenUsed="0"/>
+    <w:lsdException w:name="Medium Grid 3 Accent 5" w:semiHidden="0" w:uiPriority="69" w:unhideWhenUsed="0"/>
+    <w:lsdException w:name="Dark List Accent 5" w:semiHidden="0" w:uiPriority="70" w:unhideWhenUsed="0"/>
+    <w:lsdException w:name="Colorful Shading Accent 5" w:semiHidden="0" w:uiPriority="71" w:unhideWhenUsed="0"/>
+    <w:lsdException w:name="Colorful List Accent 5" w:semiHidden="0" w:uiPriority="72" w:unhideWhenUsed="0"/>
+    <w:lsdException w:name="Colorful Grid Accent 5" w:semiHidden="0" w:uiPriority="73" w:unhideWhenUsed="0"/>
+    <w:lsdException w:name="Light Shading Accent 6" w:semiHidden="0" w:uiPriority="60" w:unhideWhenUsed="0"/>
+    <w:lsdException w:name="Light List Accent 6" w:semiHidden="0" w:uiPriority="61" w:unhideWhenUsed="0"/>
+    <w:lsdException w:name="Light Grid Accent 6" w:semiHidden="0" w:uiPriority="62" w:unhideWhenUsed="0"/>
+    <w:lsdException w:name="Medium Shading 1 Accent 6" w:semiHidden="0" w:uiPriority="63" w:unhideWhenUsed="0"/>
+    <w:lsdException w:name="Medium Shading 2 Accent 6" w:semiHidden="0" w:uiPriority="64" w:unhideWhenUsed="0"/>
+    <w:lsdException w:name="Medium List 1 Accent 6" w:semiHidden="0" w:uiPriority="65" w:unhideWhenUsed="0"/>
+    <w:lsdException w:name="Medium List 2 Accent 6" w:semiHidden="0" w:uiPriority="66" w:unhideWhenUsed="0"/>
+    <w:lsdException w:name="Medium Grid 1 Accent 6" w:semiHidden="0" w:uiPriority="67" w:unhideWhenUsed="0"/>
+    <w:lsdException w:name="Medium Grid 2 Accent 6" w:semiHidden="0" w:uiPriority="68" w:unhideWhenUsed="0"/>
+    <w:lsdException w:name="Medium Grid 3 Accent 6" w:semiHidden="0" w:uiPriority="69" w:unhideWhenUsed="0"/>
+    <w:lsdException w:name="Dark List Accent 6" w:semiHidden="0" w:uiPriority="70" w:unhideWhenUsed="0"/>
+    <w:lsdException w:name="Colorful Shading Accent 6" w:semiHidden="0" w:uiPriority="71" w:unhideWhenUsed="0"/>
+    <w:lsdException w:name="Colorful List Accent 6" w:semiHidden="0" w:uiPriority="72" w:unhideWhenUsed="0"/>
+    <w:lsdException w:name="Colorful Grid Accent 6" w:semiHidden="0" w:uiPriority="73" w:unhideWhenUsed="0"/>
+    <w:lsdException w:name="Subtle Emphasis" w:semiHidden="0" w:uiPriority="19" w:unhideWhenUsed="0" w:qFormat="1"/>
+    <w:lsdException w:name="Intense Emphasis" w:semiHidden="0" w:uiPriority="21" w:unhideWhenUsed="0" w:qFormat="1"/>
+    <w:lsdException w:name="Subtle Reference" w:semiHidden="0" w:uiPriority="31" w:unhideWhenUsed="0" w:qFormat="1"/>
+    <w:lsdException w:name="Intense Reference" w:semiHidden="0" w:uiPriority="32" w:unhideWhenUsed="0" w:qFormat="1"/>
+    <w:lsdException w:name="Book Title" w:semiHidden="0" w:uiPriority="33" w:unhideWhenUsed="0" w:qFormat="1"/>
+    <w:lsdException w:name="Bibliography" w:uiPriority="37"/>
+    <w:lsdException w:name="TOC Heading" w:uiPriority="39" w:qFormat="1"/>
   </w:latentStyles>
   <w:style w:type="paragraph" w:default="1" w:styleId="a">
     <w:name w:val="Normal"/>
     <w:qFormat/>
+    <w:rsid w:val="00AC4C2A"/>
   </w:style>
   <w:style w:type="character" w:default="1" w:styleId="a0">
     <w:name w:val="Default Paragraph Font"/>
@@ -13842,6 +13203,7 @@
     <w:uiPriority w:val="99"/>
     <w:semiHidden/>
     <w:unhideWhenUsed/>
+    <w:qFormat/>
     <w:tblPr>
       <w:tblInd w:w="0" w:type="dxa"/>
       <w:tblCellMar>
@@ -13922,6 +13284,7 @@
       <w:spacing w:after="0" w:line="240" w:lineRule="auto"/>
     </w:pPr>
     <w:tblPr>
+      <w:tblInd w:w="0" w:type="dxa"/>
       <w:tblBorders>
         <w:top w:val="single" w:sz="4" w:space="0" w:color="auto"/>
         <w:left w:val="single" w:sz="4" w:space="0" w:color="auto"/>
@@ -13930,6 +13293,12 @@
         <w:insideH w:val="single" w:sz="4" w:space="0" w:color="auto"/>
         <w:insideV w:val="single" w:sz="4" w:space="0" w:color="auto"/>
       </w:tblBorders>
+      <w:tblCellMar>
+        <w:top w:w="0" w:type="dxa"/>
+        <w:left w:w="108" w:type="dxa"/>
+        <w:bottom w:w="0" w:type="dxa"/>
+        <w:right w:w="108" w:type="dxa"/>
+      </w:tblCellMar>
     </w:tblPr>
   </w:style>
   <w:style w:type="paragraph" w:styleId="a4">
@@ -14007,7 +13376,7 @@
     </a:clrScheme>
     <a:fontScheme name="Стандартная">
       <a:majorFont>
-        <a:latin typeface="Calibri Light" panose="020F0302020204030204"/>
+        <a:latin typeface="Calibri Light"/>
         <a:ea typeface=""/>
         <a:cs typeface=""/>
         <a:font script="Jpan" typeface="游ゴシック Light"/>
@@ -14042,7 +13411,7 @@
         <a:font script="Geor" typeface="Sylfaen"/>
       </a:majorFont>
       <a:minorFont>
-        <a:latin typeface="Calibri" panose="020F0502020204030204"/>
+        <a:latin typeface="Calibri"/>
         <a:ea typeface=""/>
         <a:cs typeface=""/>
         <a:font script="Jpan" typeface="游明朝"/>
@@ -14219,7 +13588,7 @@
   <a:extraClrSchemeLst/>
   <a:extLst>
     <a:ext uri="{05A4C25C-085E-4340-85A3-A5531E510DB2}">
-      <thm15:themeFamily xmlns:thm15="http://schemas.microsoft.com/office/thememl/2012/main" name="Office Theme" id="{62F939B6-93AF-4DB8-9C6B-D6C7DFDC589F}" vid="{4A3C46E8-61CC-4603-A589-7422A47A8E4A}"/>
+      <thm15:themeFamily xmlns:thm15="http://schemas.microsoft.com/office/thememl/2012/main" xmlns="" name="Office Theme" id="{62F939B6-93AF-4DB8-9C6B-D6C7DFDC589F}" vid="{4A3C46E8-61CC-4603-A589-7422A47A8E4A}"/>
     </a:ext>
   </a:extLst>
 </a:theme>
